--- a/templates/office/Phase2_화면설계_승인확인서.docx
+++ b/templates/office/Phase2_화면설계_승인확인서.docx
@@ -3,103 +3,382 @@
 <w:document xmlns:wpc="http://schemas.microsoft.com/office/word/2010/wordprocessingCanvas" xmlns:mo="http://schemas.microsoft.com/office/mac/office/2008/main" xmlns:mc="http://schemas.openxmlformats.org/markup-compatibility/2006" xmlns:mv="urn:schemas-microsoft-com:mac:vml" xmlns:o="urn:schemas-microsoft-com:office:office" xmlns:r="http://schemas.openxmlformats.org/officeDocument/2006/relationships" xmlns:m="http://schemas.openxmlformats.org/officeDocument/2006/math" xmlns:v="urn:schemas-microsoft-com:vml" xmlns:wp14="http://schemas.microsoft.com/office/word/2010/wordprocessingDrawing" xmlns:wp="http://schemas.openxmlformats.org/drawingml/2006/wordprocessingDrawing" xmlns:w10="urn:schemas-microsoft-com:office:word" xmlns:w="http://schemas.openxmlformats.org/wordprocessingml/2006/main" xmlns:w14="http://schemas.microsoft.com/office/word/2010/wordml" xmlns:wpg="http://schemas.microsoft.com/office/word/2010/wordprocessingGroup" xmlns:wpi="http://schemas.microsoft.com/office/word/2010/wordprocessingInk" xmlns:wne="http://schemas.microsoft.com/office/word/2006/wordml" xmlns:wps="http://schemas.microsoft.com/office/word/2010/wordprocessingShape" mc:Ignorable="w14 wp14">
   <w:body>
     <w:p>
-      <w:pPr>
-        <w:jc w:val="center"/>
-      </w:pPr>
       <w:r>
         <w:rPr>
-          <w:rFonts w:ascii="Malgun Gothic" w:hAnsi="Malgun Gothic"/>
+          <w:rFonts w:ascii="맑은 고딕" w:hAnsi="맑은 고딕" w:eastAsia="맑은 고딕"/>
           <w:b/>
-          <w:color w:val="1E293B"/>
-          <w:sz w:val="36"/>
+          <w:color w:val="2563EB"/>
+          <w:sz w:val="17"/>
         </w:rPr>
-        <w:t>화면 UI/UX 설계 및 스토리보드 승인 확인서</w:t>
+        <w:t>[엠파시 엔터프라이즈 표준 사업관리 서식] 문서번호: EMP-DOC-P2-05 | 사업명: 한빛글로벌 SyncGuard AI 시스템 구축</w:t>
       </w:r>
     </w:p>
     <w:p>
-      <w:pPr>
-        <w:jc w:val="center"/>
-      </w:pPr>
       <w:r>
         <w:rPr>
-          <w:rFonts w:ascii="Malgun Gothic" w:hAnsi="Malgun Gothic"/>
-          <w:color w:val="64748B"/>
+          <w:rFonts w:ascii="맑은 고딕" w:hAnsi="맑은 고딕" w:eastAsia="맑은 고딕"/>
+          <w:b/>
+          <w:color w:val="0F172A"/>
+          <w:sz w:val="36"/>
+        </w:rPr>
+        <w:t>화면 UI/UX 설계 및 스토리보드 승인 확인서 (Design Freeze)</w:t>
+      </w:r>
+    </w:p>
+    <w:p>
+      <w:r>
+        <w:rPr>
+          <w:rFonts w:ascii="맑은 고딕" w:hAnsi="맑은 고딕" w:eastAsia="맑은 고딕"/>
+          <w:b w:val="0"/>
+          <w:color w:val="475569"/>
           <w:sz w:val="21"/>
         </w:rPr>
-        <w:t>Phase 2 상세 설계 승인 및 코딩(Phase 3) 단계 착수 동의서</w:t>
-      </w:r>
-    </w:p>
-    <w:p/>
-    <w:p>
-      <w:pPr>
-        <w:spacing w:before="160" w:after="80"/>
-      </w:pPr>
-      <w:r>
-        <w:rPr>
-          <w:rFonts w:ascii="Malgun Gothic" w:hAnsi="Malgun Gothic"/>
-          <w:b/>
-          <w:color w:val="2563EB"/>
-          <w:sz w:val="26"/>
-        </w:rPr>
-        <w:t>1. 승인 대상 화면 개요</w:t>
+        <w:t>사용자 심의 포털(FO) 및 관리자 백오피스(BO) 전체 28개 화면 스토리보드 확정 및 구현 착수 합의서</w:t>
       </w:r>
     </w:p>
     <w:tbl>
       <w:tblPr>
+        <w:tblStyle w:val="TableGrid"/>
         <w:tblW w:type="auto" w:w="0"/>
         <w:jc w:val="center"/>
-        <w:tblLayout w:type="autofit"/>
         <w:tblLook w:firstColumn="1" w:firstRow="1" w:lastColumn="0" w:lastRow="0" w:noHBand="0" w:noVBand="1" w:val="04A0"/>
       </w:tblPr>
       <w:tblGrid>
-        <w:gridCol w:w="1872"/>
-        <w:gridCol w:w="1872"/>
-        <w:gridCol w:w="1872"/>
-        <w:gridCol w:w="1872"/>
-        <w:gridCol w:w="1872"/>
+        <w:gridCol w:w="4896"/>
+        <w:gridCol w:w="4896"/>
       </w:tblGrid>
       <w:tr>
         <w:tc>
           <w:tcPr>
-            <w:tcW w:type="dxa" w:w="1872"/>
+            <w:tcW w:type="dxa" w:w="4896"/>
+            <w:shd w:fill="1B365D"/>
             <w:tcMar>
-              <w:top w:w="100" w:type="dxa"/>
-              <w:bottom w:w="100" w:type="dxa"/>
-              <w:left w:w="130" w:type="dxa"/>
-              <w:right w:w="130" w:type="dxa"/>
+              <w:top w:w="110" w:type="dxa"/>
+              <w:bottom w:w="110" w:type="dxa"/>
+              <w:left w:w="140" w:type="dxa"/>
+              <w:right w:w="140" w:type="dxa"/>
             </w:tcMar>
-            <w:shd w:fill="1E293B"/>
           </w:tcPr>
           <w:p>
+            <w:pPr>
+              <w:jc w:val="center"/>
+            </w:pPr>
+            <w:r/>
             <w:r>
               <w:rPr>
-                <w:rFonts w:ascii="Malgun Gothic" w:hAnsi="Malgun Gothic"/>
+                <w:rFonts w:ascii="맑은 고딕" w:hAnsi="맑은 고딕" w:eastAsia="맑은 고딕"/>
                 <w:b/>
                 <w:color w:val="FFFFFF"/>
-                <w:sz w:val="18"/>
+                <w:sz w:val="19"/>
               </w:rPr>
-              <w:t>대메뉴 그룹</w:t>
+              <w:t>구분</w:t>
             </w:r>
           </w:p>
         </w:tc>
         <w:tc>
           <w:tcPr>
-            <w:tcW w:type="dxa" w:w="1872"/>
+            <w:tcW w:type="dxa" w:w="4896"/>
+            <w:shd w:fill="1B365D"/>
             <w:tcMar>
-              <w:top w:w="100" w:type="dxa"/>
-              <w:bottom w:w="100" w:type="dxa"/>
-              <w:left w:w="130" w:type="dxa"/>
-              <w:right w:w="130" w:type="dxa"/>
+              <w:top w:w="110" w:type="dxa"/>
+              <w:bottom w:w="110" w:type="dxa"/>
+              <w:left w:w="140" w:type="dxa"/>
+              <w:right w:w="140" w:type="dxa"/>
             </w:tcMar>
-            <w:shd w:fill="1E293B"/>
           </w:tcPr>
           <w:p>
+            <w:pPr>
+              <w:jc w:val="center"/>
+            </w:pPr>
+            <w:r/>
             <w:r>
               <w:rPr>
-                <w:rFonts w:ascii="Malgun Gothic" w:hAnsi="Malgun Gothic"/>
+                <w:rFonts w:ascii="맑은 고딕" w:hAnsi="맑은 고딕" w:eastAsia="맑은 고딕"/>
                 <w:b/>
                 <w:color w:val="FFFFFF"/>
-                <w:sz w:val="18"/>
+                <w:sz w:val="19"/>
+              </w:rPr>
+              <w:t>상세 내용</w:t>
+            </w:r>
+          </w:p>
+        </w:tc>
+      </w:tr>
+      <w:tr>
+        <w:tc>
+          <w:tcPr>
+            <w:tcW w:type="dxa" w:w="4896"/>
+            <w:shd w:fill="EFF6FF"/>
+            <w:tcMar>
+              <w:top w:w="90" w:type="dxa"/>
+              <w:bottom w:w="90" w:type="dxa"/>
+              <w:left w:w="140" w:type="dxa"/>
+              <w:right w:w="140" w:type="dxa"/>
+            </w:tcMar>
+          </w:tcPr>
+          <w:p>
+            <w:r/>
+            <w:r>
+              <w:rPr>
+                <w:rFonts w:ascii="맑은 고딕" w:hAnsi="맑은 고딕" w:eastAsia="맑은 고딕"/>
+                <w:b/>
+                <w:color w:val="1E293B"/>
+                <w:sz w:val="19"/>
+              </w:rPr>
+              <w:t>사업명</w:t>
+            </w:r>
+          </w:p>
+        </w:tc>
+        <w:tc>
+          <w:tcPr>
+            <w:tcW w:type="dxa" w:w="4896"/>
+            <w:shd w:fill="FFFFFF"/>
+            <w:tcMar>
+              <w:top w:w="90" w:type="dxa"/>
+              <w:bottom w:w="90" w:type="dxa"/>
+              <w:left w:w="140" w:type="dxa"/>
+              <w:right w:w="140" w:type="dxa"/>
+            </w:tcMar>
+          </w:tcPr>
+          <w:p>
+            <w:r/>
+            <w:r>
+              <w:rPr>
+                <w:rFonts w:ascii="맑은 고딕" w:hAnsi="맑은 고딕" w:eastAsia="맑은 고딕"/>
+                <w:b w:val="0"/>
+                <w:color w:val="1E293B"/>
+                <w:sz w:val="19"/>
+              </w:rPr>
+              <w:t>SyncGuard AI — 엔터프라이즈 AI 콘텐츠·규제 심의 자동화 시스템 구축 사업</w:t>
+            </w:r>
+          </w:p>
+        </w:tc>
+      </w:tr>
+      <w:tr>
+        <w:tc>
+          <w:tcPr>
+            <w:tcW w:type="dxa" w:w="4896"/>
+            <w:shd w:fill="EFF6FF"/>
+            <w:tcMar>
+              <w:top w:w="90" w:type="dxa"/>
+              <w:bottom w:w="90" w:type="dxa"/>
+              <w:left w:w="140" w:type="dxa"/>
+              <w:right w:w="140" w:type="dxa"/>
+            </w:tcMar>
+          </w:tcPr>
+          <w:p>
+            <w:r/>
+            <w:r>
+              <w:rPr>
+                <w:rFonts w:ascii="맑은 고딕" w:hAnsi="맑은 고딕" w:eastAsia="맑은 고딕"/>
+                <w:b/>
+                <w:color w:val="1E293B"/>
+                <w:sz w:val="19"/>
+              </w:rPr>
+              <w:t>승인 대상 산출물</w:t>
+            </w:r>
+          </w:p>
+        </w:tc>
+        <w:tc>
+          <w:tcPr>
+            <w:tcW w:type="dxa" w:w="4896"/>
+            <w:shd w:fill="F8FAFC"/>
+            <w:tcMar>
+              <w:top w:w="90" w:type="dxa"/>
+              <w:bottom w:w="90" w:type="dxa"/>
+              <w:left w:w="140" w:type="dxa"/>
+              <w:right w:w="140" w:type="dxa"/>
+            </w:tcMar>
+          </w:tcPr>
+          <w:p>
+            <w:r/>
+            <w:r>
+              <w:rPr>
+                <w:rFonts w:ascii="맑은 고딕" w:hAnsi="맑은 고딕" w:eastAsia="맑은 고딕"/>
+                <w:b w:val="0"/>
+                <w:color w:val="1E293B"/>
+                <w:sz w:val="19"/>
+              </w:rPr>
+              <w:t>정보구조도 IA(EMP_DEG_010 v1.0), 기능정의서(EMP_DEG_020 v1.0), 화면설계서(EMP_DEG_050 v1.0)</w:t>
+            </w:r>
+          </w:p>
+        </w:tc>
+      </w:tr>
+      <w:tr>
+        <w:tc>
+          <w:tcPr>
+            <w:tcW w:type="dxa" w:w="4896"/>
+            <w:shd w:fill="EFF6FF"/>
+            <w:tcMar>
+              <w:top w:w="90" w:type="dxa"/>
+              <w:bottom w:w="90" w:type="dxa"/>
+              <w:left w:w="140" w:type="dxa"/>
+              <w:right w:w="140" w:type="dxa"/>
+            </w:tcMar>
+          </w:tcPr>
+          <w:p>
+            <w:r/>
+            <w:r>
+              <w:rPr>
+                <w:rFonts w:ascii="맑은 고딕" w:hAnsi="맑은 고딕" w:eastAsia="맑은 고딕"/>
+                <w:b/>
+                <w:color w:val="1E293B"/>
+                <w:sz w:val="19"/>
+              </w:rPr>
+              <w:t>확정 화면 총수</w:t>
+            </w:r>
+          </w:p>
+        </w:tc>
+        <w:tc>
+          <w:tcPr>
+            <w:tcW w:type="dxa" w:w="4896"/>
+            <w:shd w:fill="FFFFFF"/>
+            <w:tcMar>
+              <w:top w:w="90" w:type="dxa"/>
+              <w:bottom w:w="90" w:type="dxa"/>
+              <w:left w:w="140" w:type="dxa"/>
+              <w:right w:w="140" w:type="dxa"/>
+            </w:tcMar>
+          </w:tcPr>
+          <w:p>
+            <w:r/>
+            <w:r>
+              <w:rPr>
+                <w:rFonts w:ascii="맑은 고딕" w:hAnsi="맑은 고딕" w:eastAsia="맑은 고딕"/>
+                <w:b w:val="0"/>
+                <w:color w:val="1E293B"/>
+                <w:sz w:val="19"/>
+              </w:rPr>
+              <w:t>총 28개 핵심 화면 및 9개 공통 모달 팝업 (FO 사용자 포털 12개, BO 어드민 16개)</w:t>
+            </w:r>
+          </w:p>
+        </w:tc>
+      </w:tr>
+      <w:tr>
+        <w:tc>
+          <w:tcPr>
+            <w:tcW w:type="dxa" w:w="4896"/>
+            <w:shd w:fill="EFF6FF"/>
+            <w:tcMar>
+              <w:top w:w="90" w:type="dxa"/>
+              <w:bottom w:w="90" w:type="dxa"/>
+              <w:left w:w="140" w:type="dxa"/>
+              <w:right w:w="140" w:type="dxa"/>
+            </w:tcMar>
+          </w:tcPr>
+          <w:p>
+            <w:r/>
+            <w:r>
+              <w:rPr>
+                <w:rFonts w:ascii="맑은 고딕" w:hAnsi="맑은 고딕" w:eastAsia="맑은 고딕"/>
+                <w:b/>
+                <w:color w:val="1E293B"/>
+                <w:sz w:val="19"/>
+              </w:rPr>
+              <w:t>Design Freeze 일자</w:t>
+            </w:r>
+          </w:p>
+        </w:tc>
+        <w:tc>
+          <w:tcPr>
+            <w:tcW w:type="dxa" w:w="4896"/>
+            <w:shd w:fill="F8FAFC"/>
+            <w:tcMar>
+              <w:top w:w="90" w:type="dxa"/>
+              <w:bottom w:w="90" w:type="dxa"/>
+              <w:left w:w="140" w:type="dxa"/>
+              <w:right w:w="140" w:type="dxa"/>
+            </w:tcMar>
+          </w:tcPr>
+          <w:p>
+            <w:r/>
+            <w:r>
+              <w:rPr>
+                <w:rFonts w:ascii="맑은 고딕" w:hAnsi="맑은 고딕" w:eastAsia="맑은 고딕"/>
+                <w:b w:val="0"/>
+                <w:color w:val="1E293B"/>
+                <w:sz w:val="19"/>
+              </w:rPr>
+              <w:t>2026년 07월 25일</w:t>
+            </w:r>
+          </w:p>
+        </w:tc>
+      </w:tr>
+    </w:tbl>
+    <w:p/>
+    <w:p>
+      <w:r>
+        <w:rPr>
+          <w:rFonts w:ascii="맑은 고딕" w:hAnsi="맑은 고딕" w:eastAsia="맑은 고딕"/>
+          <w:b/>
+          <w:color w:val="1B365D"/>
+          <w:sz w:val="25"/>
+        </w:rPr>
+        <w:t>1. 도메인별 화면 설계 승인 내역</w:t>
+      </w:r>
+    </w:p>
+    <w:tbl>
+      <w:tblPr>
+        <w:tblStyle w:val="TableGrid"/>
+        <w:tblW w:type="auto" w:w="0"/>
+        <w:jc w:val="center"/>
+        <w:tblLook w:firstColumn="1" w:firstRow="1" w:lastColumn="0" w:lastRow="0" w:noHBand="0" w:noVBand="1" w:val="04A0"/>
+      </w:tblPr>
+      <w:tblGrid>
+        <w:gridCol w:w="1958"/>
+        <w:gridCol w:w="1958"/>
+        <w:gridCol w:w="1958"/>
+        <w:gridCol w:w="1958"/>
+        <w:gridCol w:w="1958"/>
+      </w:tblGrid>
+      <w:tr>
+        <w:tc>
+          <w:tcPr>
+            <w:tcW w:type="dxa" w:w="1958"/>
+            <w:shd w:fill="1B365D"/>
+            <w:tcMar>
+              <w:top w:w="110" w:type="dxa"/>
+              <w:bottom w:w="110" w:type="dxa"/>
+              <w:left w:w="140" w:type="dxa"/>
+              <w:right w:w="140" w:type="dxa"/>
+            </w:tcMar>
+          </w:tcPr>
+          <w:p>
+            <w:pPr>
+              <w:jc w:val="center"/>
+            </w:pPr>
+            <w:r/>
+            <w:r>
+              <w:rPr>
+                <w:rFonts w:ascii="맑은 고딕" w:hAnsi="맑은 고딕" w:eastAsia="맑은 고딕"/>
+                <w:b/>
+                <w:color w:val="FFFFFF"/>
+                <w:sz w:val="19"/>
+              </w:rPr>
+              <w:t>서비스 구분</w:t>
+            </w:r>
+          </w:p>
+        </w:tc>
+        <w:tc>
+          <w:tcPr>
+            <w:tcW w:type="dxa" w:w="1958"/>
+            <w:shd w:fill="1B365D"/>
+            <w:tcMar>
+              <w:top w:w="110" w:type="dxa"/>
+              <w:bottom w:w="110" w:type="dxa"/>
+              <w:left w:w="140" w:type="dxa"/>
+              <w:right w:w="140" w:type="dxa"/>
+            </w:tcMar>
+          </w:tcPr>
+          <w:p>
+            <w:pPr>
+              <w:jc w:val="center"/>
+            </w:pPr>
+            <w:r/>
+            <w:r>
+              <w:rPr>
+                <w:rFonts w:ascii="맑은 고딕" w:hAnsi="맑은 고딕" w:eastAsia="맑은 고딕"/>
+                <w:b/>
+                <w:color w:val="FFFFFF"/>
+                <w:sz w:val="19"/>
               </w:rPr>
               <w:t>화면 ID 범위</w:t>
             </w:r>
@@ -107,45 +386,53 @@
         </w:tc>
         <w:tc>
           <w:tcPr>
-            <w:tcW w:type="dxa" w:w="1872"/>
+            <w:tcW w:type="dxa" w:w="1958"/>
+            <w:shd w:fill="1B365D"/>
             <w:tcMar>
-              <w:top w:w="100" w:type="dxa"/>
-              <w:bottom w:w="100" w:type="dxa"/>
-              <w:left w:w="130" w:type="dxa"/>
-              <w:right w:w="130" w:type="dxa"/>
+              <w:top w:w="110" w:type="dxa"/>
+              <w:bottom w:w="110" w:type="dxa"/>
+              <w:left w:w="140" w:type="dxa"/>
+              <w:right w:w="140" w:type="dxa"/>
             </w:tcMar>
-            <w:shd w:fill="1E293B"/>
           </w:tcPr>
           <w:p>
+            <w:pPr>
+              <w:jc w:val="center"/>
+            </w:pPr>
+            <w:r/>
             <w:r>
               <w:rPr>
-                <w:rFonts w:ascii="Malgun Gothic" w:hAnsi="Malgun Gothic"/>
+                <w:rFonts w:ascii="맑은 고딕" w:hAnsi="맑은 고딕" w:eastAsia="맑은 고딕"/>
                 <w:b/>
                 <w:color w:val="FFFFFF"/>
-                <w:sz w:val="18"/>
+                <w:sz w:val="19"/>
               </w:rPr>
-              <w:t>주요 화면 명칭</w:t>
+              <w:t>주요 화면 명칭 및 UI/UX 핵심 기능</w:t>
             </w:r>
           </w:p>
         </w:tc>
         <w:tc>
           <w:tcPr>
-            <w:tcW w:type="dxa" w:w="1872"/>
+            <w:tcW w:type="dxa" w:w="1958"/>
+            <w:shd w:fill="1B365D"/>
             <w:tcMar>
-              <w:top w:w="100" w:type="dxa"/>
-              <w:bottom w:w="100" w:type="dxa"/>
-              <w:left w:w="130" w:type="dxa"/>
-              <w:right w:w="130" w:type="dxa"/>
+              <w:top w:w="110" w:type="dxa"/>
+              <w:bottom w:w="110" w:type="dxa"/>
+              <w:left w:w="140" w:type="dxa"/>
+              <w:right w:w="140" w:type="dxa"/>
             </w:tcMar>
-            <w:shd w:fill="1E293B"/>
           </w:tcPr>
           <w:p>
+            <w:pPr>
+              <w:jc w:val="center"/>
+            </w:pPr>
+            <w:r/>
             <w:r>
               <w:rPr>
-                <w:rFonts w:ascii="Malgun Gothic" w:hAnsi="Malgun Gothic"/>
+                <w:rFonts w:ascii="맑은 고딕" w:hAnsi="맑은 고딕" w:eastAsia="맑은 고딕"/>
                 <w:b/>
                 <w:color w:val="FFFFFF"/>
-                <w:sz w:val="18"/>
+                <w:sz w:val="19"/>
               </w:rPr>
               <w:t>화면 수</w:t>
             </w:r>
@@ -153,24 +440,28 @@
         </w:tc>
         <w:tc>
           <w:tcPr>
-            <w:tcW w:type="dxa" w:w="1872"/>
+            <w:tcW w:type="dxa" w:w="1958"/>
+            <w:shd w:fill="1B365D"/>
             <w:tcMar>
-              <w:top w:w="100" w:type="dxa"/>
-              <w:bottom w:w="100" w:type="dxa"/>
-              <w:left w:w="130" w:type="dxa"/>
-              <w:right w:w="130" w:type="dxa"/>
+              <w:top w:w="110" w:type="dxa"/>
+              <w:bottom w:w="110" w:type="dxa"/>
+              <w:left w:w="140" w:type="dxa"/>
+              <w:right w:w="140" w:type="dxa"/>
             </w:tcMar>
-            <w:shd w:fill="1E293B"/>
           </w:tcPr>
           <w:p>
+            <w:pPr>
+              <w:jc w:val="center"/>
+            </w:pPr>
+            <w:r/>
             <w:r>
               <w:rPr>
-                <w:rFonts w:ascii="Malgun Gothic" w:hAnsi="Malgun Gothic"/>
+                <w:rFonts w:ascii="맑은 고딕" w:hAnsi="맑은 고딕" w:eastAsia="맑은 고딕"/>
                 <w:b/>
                 <w:color w:val="FFFFFF"/>
-                <w:sz w:val="18"/>
+                <w:sz w:val="19"/>
               </w:rPr>
-              <w:t>승인 여부</w:t>
+              <w:t>현업 검토 결과</w:t>
             </w:r>
           </w:p>
         </w:tc>
@@ -178,109 +469,119 @@
       <w:tr>
         <w:tc>
           <w:tcPr>
-            <w:tcW w:type="dxa" w:w="1872"/>
+            <w:tcW w:type="dxa" w:w="1958"/>
+            <w:shd w:fill="FFFFFF"/>
             <w:tcMar>
-              <w:top w:w="100" w:type="dxa"/>
-              <w:bottom w:w="100" w:type="dxa"/>
-              <w:left w:w="130" w:type="dxa"/>
-              <w:right w:w="130" w:type="dxa"/>
+              <w:top w:w="90" w:type="dxa"/>
+              <w:bottom w:w="90" w:type="dxa"/>
+              <w:left w:w="140" w:type="dxa"/>
+              <w:right w:w="140" w:type="dxa"/>
             </w:tcMar>
-            <w:shd w:fill="F8FAFC"/>
           </w:tcPr>
           <w:p>
+            <w:r/>
             <w:r>
               <w:rPr>
-                <w:rFonts w:ascii="Malgun Gothic" w:hAnsi="Malgun Gothic"/>
-                <w:color w:val="334155"/>
-                <w:sz w:val="18"/>
+                <w:rFonts w:ascii="맑은 고딕" w:hAnsi="맑은 고딕" w:eastAsia="맑은 고딕"/>
+                <w:b w:val="0"/>
+                <w:color w:val="1E293B"/>
+                <w:sz w:val="19"/>
               </w:rPr>
-              <w:t>시스템 관리</w:t>
+              <w:t>FO 홈·대시보드</w:t>
             </w:r>
           </w:p>
         </w:tc>
         <w:tc>
           <w:tcPr>
-            <w:tcW w:type="dxa" w:w="1872"/>
+            <w:tcW w:type="dxa" w:w="1958"/>
+            <w:shd w:fill="FFFFFF"/>
             <w:tcMar>
-              <w:top w:w="100" w:type="dxa"/>
-              <w:bottom w:w="100" w:type="dxa"/>
-              <w:left w:w="130" w:type="dxa"/>
-              <w:right w:w="130" w:type="dxa"/>
+              <w:top w:w="90" w:type="dxa"/>
+              <w:bottom w:w="90" w:type="dxa"/>
+              <w:left w:w="140" w:type="dxa"/>
+              <w:right w:w="140" w:type="dxa"/>
             </w:tcMar>
-            <w:shd w:fill="F8FAFC"/>
           </w:tcPr>
           <w:p>
+            <w:r/>
             <w:r>
               <w:rPr>
-                <w:rFonts w:ascii="Malgun Gothic" w:hAnsi="Malgun Gothic"/>
-                <w:color w:val="334155"/>
-                <w:sz w:val="18"/>
+                <w:rFonts w:ascii="맑은 고딕" w:hAnsi="맑은 고딕" w:eastAsia="맑은 고딕"/>
+                <w:b w:val="0"/>
+                <w:color w:val="1E293B"/>
+                <w:sz w:val="19"/>
               </w:rPr>
-              <w:t>SYS-001 ~ 015</w:t>
+              <w:t>UI-FO-001 ~ 003</w:t>
             </w:r>
           </w:p>
         </w:tc>
         <w:tc>
           <w:tcPr>
-            <w:tcW w:type="dxa" w:w="1872"/>
+            <w:tcW w:type="dxa" w:w="1958"/>
+            <w:shd w:fill="FFFFFF"/>
             <w:tcMar>
-              <w:top w:w="100" w:type="dxa"/>
-              <w:bottom w:w="100" w:type="dxa"/>
-              <w:left w:w="130" w:type="dxa"/>
-              <w:right w:w="130" w:type="dxa"/>
+              <w:top w:w="90" w:type="dxa"/>
+              <w:bottom w:w="90" w:type="dxa"/>
+              <w:left w:w="140" w:type="dxa"/>
+              <w:right w:w="140" w:type="dxa"/>
             </w:tcMar>
-            <w:shd w:fill="F8FAFC"/>
           </w:tcPr>
           <w:p>
+            <w:r/>
             <w:r>
               <w:rPr>
-                <w:rFonts w:ascii="Malgun Gothic" w:hAnsi="Malgun Gothic"/>
-                <w:color w:val="334155"/>
-                <w:sz w:val="18"/>
+                <w:rFonts w:ascii="맑은 고딕" w:hAnsi="맑은 고딕" w:eastAsia="맑은 고딕"/>
+                <w:b w:val="0"/>
+                <w:color w:val="1E293B"/>
+                <w:sz w:val="19"/>
               </w:rPr>
-              <w:t>사용자, 역할, 메뉴, 공통코드 관리</w:t>
+              <w:t>통합 심의 대시보드, 내 심의 현황 위젯, 긴급 법령 개정 공지 배너</w:t>
             </w:r>
           </w:p>
         </w:tc>
         <w:tc>
           <w:tcPr>
-            <w:tcW w:type="dxa" w:w="1872"/>
+            <w:tcW w:type="dxa" w:w="1958"/>
+            <w:shd w:fill="FFFFFF"/>
             <w:tcMar>
-              <w:top w:w="100" w:type="dxa"/>
-              <w:bottom w:w="100" w:type="dxa"/>
-              <w:left w:w="130" w:type="dxa"/>
-              <w:right w:w="130" w:type="dxa"/>
+              <w:top w:w="90" w:type="dxa"/>
+              <w:bottom w:w="90" w:type="dxa"/>
+              <w:left w:w="140" w:type="dxa"/>
+              <w:right w:w="140" w:type="dxa"/>
             </w:tcMar>
-            <w:shd w:fill="F8FAFC"/>
           </w:tcPr>
           <w:p>
+            <w:r/>
             <w:r>
               <w:rPr>
-                <w:rFonts w:ascii="Malgun Gothic" w:hAnsi="Malgun Gothic"/>
-                <w:color w:val="334155"/>
-                <w:sz w:val="18"/>
+                <w:rFonts w:ascii="맑은 고딕" w:hAnsi="맑은 고딕" w:eastAsia="맑은 고딕"/>
+                <w:b w:val="0"/>
+                <w:color w:val="1E293B"/>
+                <w:sz w:val="19"/>
               </w:rPr>
-              <w:t>15</w:t>
+              <w:t>3</w:t>
             </w:r>
           </w:p>
         </w:tc>
         <w:tc>
           <w:tcPr>
-            <w:tcW w:type="dxa" w:w="1872"/>
+            <w:tcW w:type="dxa" w:w="1958"/>
+            <w:shd w:fill="FFFFFF"/>
             <w:tcMar>
-              <w:top w:w="100" w:type="dxa"/>
-              <w:bottom w:w="100" w:type="dxa"/>
-              <w:left w:w="130" w:type="dxa"/>
-              <w:right w:w="130" w:type="dxa"/>
+              <w:top w:w="90" w:type="dxa"/>
+              <w:bottom w:w="90" w:type="dxa"/>
+              <w:left w:w="140" w:type="dxa"/>
+              <w:right w:w="140" w:type="dxa"/>
             </w:tcMar>
-            <w:shd w:fill="F8FAFC"/>
           </w:tcPr>
           <w:p>
+            <w:r/>
             <w:r>
               <w:rPr>
-                <w:rFonts w:ascii="Malgun Gothic" w:hAnsi="Malgun Gothic"/>
-                <w:color w:val="334155"/>
-                <w:sz w:val="18"/>
+                <w:rFonts w:ascii="맑은 고딕" w:hAnsi="맑은 고딕" w:eastAsia="맑은 고딕"/>
+                <w:b w:val="0"/>
+                <w:color w:val="1E293B"/>
+                <w:sz w:val="19"/>
               </w:rPr>
               <w:t>승인 완료</w:t>
             </w:r>
@@ -290,87 +591,95 @@
       <w:tr>
         <w:tc>
           <w:tcPr>
-            <w:tcW w:type="dxa" w:w="1872"/>
+            <w:tcW w:type="dxa" w:w="1958"/>
+            <w:shd w:fill="F8FAFC"/>
             <w:tcMar>
-              <w:top w:w="100" w:type="dxa"/>
-              <w:bottom w:w="100" w:type="dxa"/>
-              <w:left w:w="130" w:type="dxa"/>
-              <w:right w:w="130" w:type="dxa"/>
+              <w:top w:w="90" w:type="dxa"/>
+              <w:bottom w:w="90" w:type="dxa"/>
+              <w:left w:w="140" w:type="dxa"/>
+              <w:right w:w="140" w:type="dxa"/>
             </w:tcMar>
-            <w:shd w:fill="FFFFFF"/>
           </w:tcPr>
           <w:p>
+            <w:r/>
             <w:r>
               <w:rPr>
-                <w:rFonts w:ascii="Malgun Gothic" w:hAnsi="Malgun Gothic"/>
-                <w:color w:val="334155"/>
-                <w:sz w:val="18"/>
+                <w:rFonts w:ascii="맑은 고딕" w:hAnsi="맑은 고딕" w:eastAsia="맑은 고딕"/>
+                <w:b w:val="0"/>
+                <w:color w:val="1E293B"/>
+                <w:sz w:val="19"/>
               </w:rPr>
-              <w:t>업무 대시보드</w:t>
+              <w:t>FO AI 심의 실행</w:t>
             </w:r>
           </w:p>
         </w:tc>
         <w:tc>
           <w:tcPr>
-            <w:tcW w:type="dxa" w:w="1872"/>
+            <w:tcW w:type="dxa" w:w="1958"/>
+            <w:shd w:fill="F8FAFC"/>
             <w:tcMar>
-              <w:top w:w="100" w:type="dxa"/>
-              <w:bottom w:w="100" w:type="dxa"/>
-              <w:left w:w="130" w:type="dxa"/>
-              <w:right w:w="130" w:type="dxa"/>
+              <w:top w:w="90" w:type="dxa"/>
+              <w:bottom w:w="90" w:type="dxa"/>
+              <w:left w:w="140" w:type="dxa"/>
+              <w:right w:w="140" w:type="dxa"/>
             </w:tcMar>
-            <w:shd w:fill="FFFFFF"/>
           </w:tcPr>
           <w:p>
+            <w:r/>
             <w:r>
               <w:rPr>
-                <w:rFonts w:ascii="Malgun Gothic" w:hAnsi="Malgun Gothic"/>
-                <w:color w:val="334155"/>
-                <w:sz w:val="18"/>
+                <w:rFonts w:ascii="맑은 고딕" w:hAnsi="맑은 고딕" w:eastAsia="맑은 고딕"/>
+                <w:b w:val="0"/>
+                <w:color w:val="1E293B"/>
+                <w:sz w:val="19"/>
               </w:rPr>
-              <w:t>DASH-001 ~ 005</w:t>
+              <w:t>UI-FO-004 ~ 008</w:t>
             </w:r>
           </w:p>
         </w:tc>
         <w:tc>
           <w:tcPr>
-            <w:tcW w:type="dxa" w:w="1872"/>
+            <w:tcW w:type="dxa" w:w="1958"/>
+            <w:shd w:fill="F8FAFC"/>
             <w:tcMar>
-              <w:top w:w="100" w:type="dxa"/>
-              <w:bottom w:w="100" w:type="dxa"/>
-              <w:left w:w="130" w:type="dxa"/>
-              <w:right w:w="130" w:type="dxa"/>
+              <w:top w:w="90" w:type="dxa"/>
+              <w:bottom w:w="90" w:type="dxa"/>
+              <w:left w:w="140" w:type="dxa"/>
+              <w:right w:w="140" w:type="dxa"/>
             </w:tcMar>
-            <w:shd w:fill="FFFFFF"/>
           </w:tcPr>
           <w:p>
+            <w:r/>
             <w:r>
               <w:rPr>
-                <w:rFonts w:ascii="Malgun Gothic" w:hAnsi="Malgun Gothic"/>
-                <w:color w:val="334155"/>
-                <w:sz w:val="18"/>
+                <w:rFonts w:ascii="맑은 고딕" w:hAnsi="맑은 고딕" w:eastAsia="맑은 고딕"/>
+                <w:b w:val="0"/>
+                <w:color w:val="1E293B"/>
+                <w:sz w:val="19"/>
               </w:rPr>
-              <w:t>종합 모니터링, KPI 위젯, 통계</w:t>
+              <w:t>멀티모달 파일(PDF/이미지/문안) 업로드, 실시간 OCR 영역 하이라이트, 3단계 AI 판정 뷰어</w:t>
             </w:r>
           </w:p>
         </w:tc>
         <w:tc>
           <w:tcPr>
-            <w:tcW w:type="dxa" w:w="1872"/>
+            <w:tcW w:type="dxa" w:w="1958"/>
+            <w:shd w:fill="F8FAFC"/>
             <w:tcMar>
-              <w:top w:w="100" w:type="dxa"/>
-              <w:bottom w:w="100" w:type="dxa"/>
-              <w:left w:w="130" w:type="dxa"/>
-              <w:right w:w="130" w:type="dxa"/>
+              <w:top w:w="90" w:type="dxa"/>
+              <w:bottom w:w="90" w:type="dxa"/>
+              <w:left w:w="140" w:type="dxa"/>
+              <w:right w:w="140" w:type="dxa"/>
             </w:tcMar>
-            <w:shd w:fill="FFFFFF"/>
           </w:tcPr>
           <w:p>
+            <w:r/>
             <w:r>
               <w:rPr>
-                <w:rFonts w:ascii="Malgun Gothic" w:hAnsi="Malgun Gothic"/>
-                <w:color w:val="334155"/>
-                <w:sz w:val="18"/>
+                <w:rFonts w:ascii="맑은 고딕" w:hAnsi="맑은 고딕" w:eastAsia="맑은 고딕"/>
+                <w:b w:val="0"/>
+                <w:color w:val="1E293B"/>
+                <w:sz w:val="19"/>
               </w:rPr>
               <w:t>5</w:t>
             </w:r>
@@ -378,21 +687,23 @@
         </w:tc>
         <w:tc>
           <w:tcPr>
-            <w:tcW w:type="dxa" w:w="1872"/>
+            <w:tcW w:type="dxa" w:w="1958"/>
+            <w:shd w:fill="F8FAFC"/>
             <w:tcMar>
-              <w:top w:w="100" w:type="dxa"/>
-              <w:bottom w:w="100" w:type="dxa"/>
-              <w:left w:w="130" w:type="dxa"/>
-              <w:right w:w="130" w:type="dxa"/>
+              <w:top w:w="90" w:type="dxa"/>
+              <w:bottom w:w="90" w:type="dxa"/>
+              <w:left w:w="140" w:type="dxa"/>
+              <w:right w:w="140" w:type="dxa"/>
             </w:tcMar>
-            <w:shd w:fill="FFFFFF"/>
           </w:tcPr>
           <w:p>
+            <w:r/>
             <w:r>
               <w:rPr>
-                <w:rFonts w:ascii="Malgun Gothic" w:hAnsi="Malgun Gothic"/>
-                <w:color w:val="334155"/>
-                <w:sz w:val="18"/>
+                <w:rFonts w:ascii="맑은 고딕" w:hAnsi="맑은 고딕" w:eastAsia="맑은 고딕"/>
+                <w:b w:val="0"/>
+                <w:color w:val="1E293B"/>
+                <w:sz w:val="19"/>
               </w:rPr>
               <w:t>승인 완료</w:t>
             </w:r>
@@ -402,109 +713,119 @@
       <w:tr>
         <w:tc>
           <w:tcPr>
-            <w:tcW w:type="dxa" w:w="1872"/>
+            <w:tcW w:type="dxa" w:w="1958"/>
+            <w:shd w:fill="FFFFFF"/>
             <w:tcMar>
-              <w:top w:w="100" w:type="dxa"/>
-              <w:bottom w:w="100" w:type="dxa"/>
-              <w:left w:w="130" w:type="dxa"/>
-              <w:right w:w="130" w:type="dxa"/>
+              <w:top w:w="90" w:type="dxa"/>
+              <w:bottom w:w="90" w:type="dxa"/>
+              <w:left w:w="140" w:type="dxa"/>
+              <w:right w:w="140" w:type="dxa"/>
             </w:tcMar>
-            <w:shd w:fill="F8FAFC"/>
           </w:tcPr>
           <w:p>
+            <w:r/>
             <w:r>
               <w:rPr>
-                <w:rFonts w:ascii="Malgun Gothic" w:hAnsi="Malgun Gothic"/>
-                <w:color w:val="334155"/>
-                <w:sz w:val="18"/>
+                <w:rFonts w:ascii="맑은 고딕" w:hAnsi="맑은 고딕" w:eastAsia="맑은 고딕"/>
+                <w:b w:val="0"/>
+                <w:color w:val="1E293B"/>
+                <w:sz w:val="19"/>
               </w:rPr>
-              <w:t>핵심 업무 도메인</w:t>
+              <w:t>FO 결과·이력 비교</w:t>
             </w:r>
           </w:p>
         </w:tc>
         <w:tc>
           <w:tcPr>
-            <w:tcW w:type="dxa" w:w="1872"/>
+            <w:tcW w:type="dxa" w:w="1958"/>
+            <w:shd w:fill="FFFFFF"/>
             <w:tcMar>
-              <w:top w:w="100" w:type="dxa"/>
-              <w:bottom w:w="100" w:type="dxa"/>
-              <w:left w:w="130" w:type="dxa"/>
-              <w:right w:w="130" w:type="dxa"/>
+              <w:top w:w="90" w:type="dxa"/>
+              <w:bottom w:w="90" w:type="dxa"/>
+              <w:left w:w="140" w:type="dxa"/>
+              <w:right w:w="140" w:type="dxa"/>
             </w:tcMar>
-            <w:shd w:fill="F8FAFC"/>
           </w:tcPr>
           <w:p>
+            <w:r/>
             <w:r>
               <w:rPr>
-                <w:rFonts w:ascii="Malgun Gothic" w:hAnsi="Malgun Gothic"/>
-                <w:color w:val="334155"/>
-                <w:sz w:val="18"/>
+                <w:rFonts w:ascii="맑은 고딕" w:hAnsi="맑은 고딕" w:eastAsia="맑은 고딕"/>
+                <w:b w:val="0"/>
+                <w:color w:val="1E293B"/>
+                <w:sz w:val="19"/>
               </w:rPr>
-              <w:t>BIZ-001 ~ 025</w:t>
+              <w:t>UI-FO-009 ~ 012</w:t>
             </w:r>
           </w:p>
         </w:tc>
         <w:tc>
           <w:tcPr>
-            <w:tcW w:type="dxa" w:w="1872"/>
+            <w:tcW w:type="dxa" w:w="1958"/>
+            <w:shd w:fill="FFFFFF"/>
             <w:tcMar>
-              <w:top w:w="100" w:type="dxa"/>
-              <w:bottom w:w="100" w:type="dxa"/>
-              <w:left w:w="130" w:type="dxa"/>
-              <w:right w:w="130" w:type="dxa"/>
+              <w:top w:w="90" w:type="dxa"/>
+              <w:bottom w:w="90" w:type="dxa"/>
+              <w:left w:w="140" w:type="dxa"/>
+              <w:right w:w="140" w:type="dxa"/>
             </w:tcMar>
-            <w:shd w:fill="F8FAFC"/>
           </w:tcPr>
           <w:p>
+            <w:r/>
             <w:r>
               <w:rPr>
-                <w:rFonts w:ascii="Malgun Gothic" w:hAnsi="Malgun Gothic"/>
-                <w:color w:val="334155"/>
-                <w:sz w:val="18"/>
+                <w:rFonts w:ascii="맑은 고딕" w:hAnsi="맑은 고딕" w:eastAsia="맑은 고딕"/>
+                <w:b w:val="0"/>
+                <w:color w:val="1E293B"/>
+                <w:sz w:val="19"/>
               </w:rPr>
-              <w:t>주문, 상품, 계약, 정산 결재 화면</w:t>
+              <w:t>위반 문구 하이라이트·대체표현 원클릭 적용, 버전별 재심의 비교, PDF 결과리포트 출력</w:t>
             </w:r>
           </w:p>
         </w:tc>
         <w:tc>
           <w:tcPr>
-            <w:tcW w:type="dxa" w:w="1872"/>
+            <w:tcW w:type="dxa" w:w="1958"/>
+            <w:shd w:fill="FFFFFF"/>
             <w:tcMar>
-              <w:top w:w="100" w:type="dxa"/>
-              <w:bottom w:w="100" w:type="dxa"/>
-              <w:left w:w="130" w:type="dxa"/>
-              <w:right w:w="130" w:type="dxa"/>
+              <w:top w:w="90" w:type="dxa"/>
+              <w:bottom w:w="90" w:type="dxa"/>
+              <w:left w:w="140" w:type="dxa"/>
+              <w:right w:w="140" w:type="dxa"/>
             </w:tcMar>
-            <w:shd w:fill="F8FAFC"/>
           </w:tcPr>
           <w:p>
+            <w:r/>
             <w:r>
               <w:rPr>
-                <w:rFonts w:ascii="Malgun Gothic" w:hAnsi="Malgun Gothic"/>
-                <w:color w:val="334155"/>
-                <w:sz w:val="18"/>
+                <w:rFonts w:ascii="맑은 고딕" w:hAnsi="맑은 고딕" w:eastAsia="맑은 고딕"/>
+                <w:b w:val="0"/>
+                <w:color w:val="1E293B"/>
+                <w:sz w:val="19"/>
               </w:rPr>
-              <w:t>25</w:t>
+              <w:t>4</w:t>
             </w:r>
           </w:p>
         </w:tc>
         <w:tc>
           <w:tcPr>
-            <w:tcW w:type="dxa" w:w="1872"/>
+            <w:tcW w:type="dxa" w:w="1958"/>
+            <w:shd w:fill="FFFFFF"/>
             <w:tcMar>
-              <w:top w:w="100" w:type="dxa"/>
-              <w:bottom w:w="100" w:type="dxa"/>
-              <w:left w:w="130" w:type="dxa"/>
-              <w:right w:w="130" w:type="dxa"/>
+              <w:top w:w="90" w:type="dxa"/>
+              <w:bottom w:w="90" w:type="dxa"/>
+              <w:left w:w="140" w:type="dxa"/>
+              <w:right w:w="140" w:type="dxa"/>
             </w:tcMar>
-            <w:shd w:fill="F8FAFC"/>
           </w:tcPr>
           <w:p>
+            <w:r/>
             <w:r>
               <w:rPr>
-                <w:rFonts w:ascii="Malgun Gothic" w:hAnsi="Malgun Gothic"/>
-                <w:color w:val="334155"/>
-                <w:sz w:val="18"/>
+                <w:rFonts w:ascii="맑은 고딕" w:hAnsi="맑은 고딕" w:eastAsia="맑은 고딕"/>
+                <w:b w:val="0"/>
+                <w:color w:val="1E293B"/>
+                <w:sz w:val="19"/>
               </w:rPr>
               <w:t>승인 완료</w:t>
             </w:r>
@@ -514,109 +835,119 @@
       <w:tr>
         <w:tc>
           <w:tcPr>
-            <w:tcW w:type="dxa" w:w="1872"/>
+            <w:tcW w:type="dxa" w:w="1958"/>
+            <w:shd w:fill="F8FAFC"/>
             <w:tcMar>
-              <w:top w:w="100" w:type="dxa"/>
-              <w:bottom w:w="100" w:type="dxa"/>
-              <w:left w:w="130" w:type="dxa"/>
-              <w:right w:w="130" w:type="dxa"/>
+              <w:top w:w="90" w:type="dxa"/>
+              <w:bottom w:w="90" w:type="dxa"/>
+              <w:left w:w="140" w:type="dxa"/>
+              <w:right w:w="140" w:type="dxa"/>
             </w:tcMar>
-            <w:shd w:fill="FFFFFF"/>
           </w:tcPr>
           <w:p>
+            <w:r/>
             <w:r>
               <w:rPr>
-                <w:rFonts w:ascii="Malgun Gothic" w:hAnsi="Malgun Gothic"/>
-                <w:color w:val="334155"/>
-                <w:sz w:val="18"/>
+                <w:rFonts w:ascii="맑은 고딕" w:hAnsi="맑은 고딕" w:eastAsia="맑은 고딕"/>
+                <w:b w:val="0"/>
+                <w:color w:val="1E293B"/>
+                <w:sz w:val="19"/>
               </w:rPr>
-              <w:t>공통 모달 팝업</w:t>
+              <w:t>BO 규제 룰셋·사전</w:t>
             </w:r>
           </w:p>
         </w:tc>
         <w:tc>
           <w:tcPr>
-            <w:tcW w:type="dxa" w:w="1872"/>
+            <w:tcW w:type="dxa" w:w="1958"/>
+            <w:shd w:fill="F8FAFC"/>
             <w:tcMar>
-              <w:top w:w="100" w:type="dxa"/>
-              <w:bottom w:w="100" w:type="dxa"/>
-              <w:left w:w="130" w:type="dxa"/>
-              <w:right w:w="130" w:type="dxa"/>
+              <w:top w:w="90" w:type="dxa"/>
+              <w:bottom w:w="90" w:type="dxa"/>
+              <w:left w:w="140" w:type="dxa"/>
+              <w:right w:w="140" w:type="dxa"/>
             </w:tcMar>
-            <w:shd w:fill="FFFFFF"/>
           </w:tcPr>
           <w:p>
+            <w:r/>
             <w:r>
               <w:rPr>
-                <w:rFonts w:ascii="Malgun Gothic" w:hAnsi="Malgun Gothic"/>
-                <w:color w:val="334155"/>
-                <w:sz w:val="18"/>
+                <w:rFonts w:ascii="맑은 고딕" w:hAnsi="맑은 고딕" w:eastAsia="맑은 고딕"/>
+                <w:b w:val="0"/>
+                <w:color w:val="1E293B"/>
+                <w:sz w:val="19"/>
               </w:rPr>
-              <w:t>MDL-001 ~ 010</w:t>
+              <w:t>UI-BO-001 ~ 006</w:t>
             </w:r>
           </w:p>
         </w:tc>
         <w:tc>
           <w:tcPr>
-            <w:tcW w:type="dxa" w:w="1872"/>
+            <w:tcW w:type="dxa" w:w="1958"/>
+            <w:shd w:fill="F8FAFC"/>
             <w:tcMar>
-              <w:top w:w="100" w:type="dxa"/>
-              <w:bottom w:w="100" w:type="dxa"/>
-              <w:left w:w="130" w:type="dxa"/>
-              <w:right w:w="130" w:type="dxa"/>
+              <w:top w:w="90" w:type="dxa"/>
+              <w:bottom w:w="90" w:type="dxa"/>
+              <w:left w:w="140" w:type="dxa"/>
+              <w:right w:w="140" w:type="dxa"/>
             </w:tcMar>
-            <w:shd w:fill="FFFFFF"/>
           </w:tcPr>
           <w:p>
+            <w:r/>
             <w:r>
               <w:rPr>
-                <w:rFonts w:ascii="Malgun Gothic" w:hAnsi="Malgun Gothic"/>
-                <w:color w:val="334155"/>
-                <w:sz w:val="18"/>
+                <w:rFonts w:ascii="맑은 고딕" w:hAnsi="맑은 고딕" w:eastAsia="맑은 고딕"/>
+                <w:b w:val="0"/>
+                <w:color w:val="1E293B"/>
+                <w:sz w:val="19"/>
               </w:rPr>
-              <w:t>상세조회, 파일업로드, 이력 팝업</w:t>
+              <w:t>100대 금지·주의 표현 사전 관리, 전성분 한도 설정, 법령·가이드라인 RAG 문서 버전 관리</w:t>
             </w:r>
           </w:p>
         </w:tc>
         <w:tc>
           <w:tcPr>
-            <w:tcW w:type="dxa" w:w="1872"/>
+            <w:tcW w:type="dxa" w:w="1958"/>
+            <w:shd w:fill="F8FAFC"/>
             <w:tcMar>
-              <w:top w:w="100" w:type="dxa"/>
-              <w:bottom w:w="100" w:type="dxa"/>
-              <w:left w:w="130" w:type="dxa"/>
-              <w:right w:w="130" w:type="dxa"/>
+              <w:top w:w="90" w:type="dxa"/>
+              <w:bottom w:w="90" w:type="dxa"/>
+              <w:left w:w="140" w:type="dxa"/>
+              <w:right w:w="140" w:type="dxa"/>
             </w:tcMar>
-            <w:shd w:fill="FFFFFF"/>
           </w:tcPr>
           <w:p>
+            <w:r/>
             <w:r>
               <w:rPr>
-                <w:rFonts w:ascii="Malgun Gothic" w:hAnsi="Malgun Gothic"/>
-                <w:color w:val="334155"/>
-                <w:sz w:val="18"/>
+                <w:rFonts w:ascii="맑은 고딕" w:hAnsi="맑은 고딕" w:eastAsia="맑은 고딕"/>
+                <w:b w:val="0"/>
+                <w:color w:val="1E293B"/>
+                <w:sz w:val="19"/>
               </w:rPr>
-              <w:t>10</w:t>
+              <w:t>6</w:t>
             </w:r>
           </w:p>
         </w:tc>
         <w:tc>
           <w:tcPr>
-            <w:tcW w:type="dxa" w:w="1872"/>
+            <w:tcW w:type="dxa" w:w="1958"/>
+            <w:shd w:fill="F8FAFC"/>
             <w:tcMar>
-              <w:top w:w="100" w:type="dxa"/>
-              <w:bottom w:w="100" w:type="dxa"/>
-              <w:left w:w="130" w:type="dxa"/>
-              <w:right w:w="130" w:type="dxa"/>
+              <w:top w:w="90" w:type="dxa"/>
+              <w:bottom w:w="90" w:type="dxa"/>
+              <w:left w:w="140" w:type="dxa"/>
+              <w:right w:w="140" w:type="dxa"/>
             </w:tcMar>
-            <w:shd w:fill="FFFFFF"/>
           </w:tcPr>
           <w:p>
+            <w:r/>
             <w:r>
               <w:rPr>
-                <w:rFonts w:ascii="Malgun Gothic" w:hAnsi="Malgun Gothic"/>
-                <w:color w:val="334155"/>
-                <w:sz w:val="18"/>
+                <w:rFonts w:ascii="맑은 고딕" w:hAnsi="맑은 고딕" w:eastAsia="맑은 고딕"/>
+                <w:b w:val="0"/>
+                <w:color w:val="1E293B"/>
+                <w:sz w:val="19"/>
               </w:rPr>
               <w:t>승인 완료</w:t>
             </w:r>
@@ -626,21 +957,267 @@
       <w:tr>
         <w:tc>
           <w:tcPr>
-            <w:tcW w:type="dxa" w:w="1872"/>
+            <w:tcW w:type="dxa" w:w="1958"/>
+            <w:shd w:fill="FFFFFF"/>
             <w:tcMar>
-              <w:top w:w="100" w:type="dxa"/>
-              <w:bottom w:w="100" w:type="dxa"/>
-              <w:left w:w="130" w:type="dxa"/>
-              <w:right w:w="130" w:type="dxa"/>
+              <w:top w:w="90" w:type="dxa"/>
+              <w:bottom w:w="90" w:type="dxa"/>
+              <w:left w:w="140" w:type="dxa"/>
+              <w:right w:w="140" w:type="dxa"/>
             </w:tcMar>
-            <w:shd w:fill="F8FAFC"/>
           </w:tcPr>
           <w:p>
+            <w:r/>
             <w:r>
               <w:rPr>
-                <w:rFonts w:ascii="Malgun Gothic" w:hAnsi="Malgun Gothic"/>
-                <w:color w:val="334155"/>
-                <w:sz w:val="18"/>
+                <w:rFonts w:ascii="맑은 고딕" w:hAnsi="맑은 고딕" w:eastAsia="맑은 고딕"/>
+                <w:b w:val="0"/>
+                <w:color w:val="1E293B"/>
+                <w:sz w:val="19"/>
+              </w:rPr>
+              <w:t>BO 프롬프트·골든셋</w:t>
+            </w:r>
+          </w:p>
+        </w:tc>
+        <w:tc>
+          <w:tcPr>
+            <w:tcW w:type="dxa" w:w="1958"/>
+            <w:shd w:fill="FFFFFF"/>
+            <w:tcMar>
+              <w:top w:w="90" w:type="dxa"/>
+              <w:bottom w:w="90" w:type="dxa"/>
+              <w:left w:w="140" w:type="dxa"/>
+              <w:right w:w="140" w:type="dxa"/>
+            </w:tcMar>
+          </w:tcPr>
+          <w:p>
+            <w:r/>
+            <w:r>
+              <w:rPr>
+                <w:rFonts w:ascii="맑은 고딕" w:hAnsi="맑은 고딕" w:eastAsia="맑은 고딕"/>
+                <w:b w:val="0"/>
+                <w:color w:val="1E293B"/>
+                <w:sz w:val="19"/>
+              </w:rPr>
+              <w:t>UI-BO-007 ~ 011</w:t>
+            </w:r>
+          </w:p>
+        </w:tc>
+        <w:tc>
+          <w:tcPr>
+            <w:tcW w:type="dxa" w:w="1958"/>
+            <w:shd w:fill="FFFFFF"/>
+            <w:tcMar>
+              <w:top w:w="90" w:type="dxa"/>
+              <w:bottom w:w="90" w:type="dxa"/>
+              <w:left w:w="140" w:type="dxa"/>
+              <w:right w:w="140" w:type="dxa"/>
+            </w:tcMar>
+          </w:tcPr>
+          <w:p>
+            <w:r/>
+            <w:r>
+              <w:rPr>
+                <w:rFonts w:ascii="맑은 고딕" w:hAnsi="맑은 고딕" w:eastAsia="맑은 고딕"/>
+                <w:b w:val="0"/>
+                <w:color w:val="1E293B"/>
+                <w:sz w:val="19"/>
+              </w:rPr>
+              <w:t>단계별 프롬프트 템플릿 편집, 모델 파라미터(Temp/Top-P) 제어, 50문항 골든셋 자동 배치 검증</w:t>
+            </w:r>
+          </w:p>
+        </w:tc>
+        <w:tc>
+          <w:tcPr>
+            <w:tcW w:type="dxa" w:w="1958"/>
+            <w:shd w:fill="FFFFFF"/>
+            <w:tcMar>
+              <w:top w:w="90" w:type="dxa"/>
+              <w:bottom w:w="90" w:type="dxa"/>
+              <w:left w:w="140" w:type="dxa"/>
+              <w:right w:w="140" w:type="dxa"/>
+            </w:tcMar>
+          </w:tcPr>
+          <w:p>
+            <w:r/>
+            <w:r>
+              <w:rPr>
+                <w:rFonts w:ascii="맑은 고딕" w:hAnsi="맑은 고딕" w:eastAsia="맑은 고딕"/>
+                <w:b w:val="0"/>
+                <w:color w:val="1E293B"/>
+                <w:sz w:val="19"/>
+              </w:rPr>
+              <w:t>5</w:t>
+            </w:r>
+          </w:p>
+        </w:tc>
+        <w:tc>
+          <w:tcPr>
+            <w:tcW w:type="dxa" w:w="1958"/>
+            <w:shd w:fill="FFFFFF"/>
+            <w:tcMar>
+              <w:top w:w="90" w:type="dxa"/>
+              <w:bottom w:w="90" w:type="dxa"/>
+              <w:left w:w="140" w:type="dxa"/>
+              <w:right w:w="140" w:type="dxa"/>
+            </w:tcMar>
+          </w:tcPr>
+          <w:p>
+            <w:r/>
+            <w:r>
+              <w:rPr>
+                <w:rFonts w:ascii="맑은 고딕" w:hAnsi="맑은 고딕" w:eastAsia="맑은 고딕"/>
+                <w:b w:val="0"/>
+                <w:color w:val="1E293B"/>
+                <w:sz w:val="19"/>
+              </w:rPr>
+              <w:t>승인 완료</w:t>
+            </w:r>
+          </w:p>
+        </w:tc>
+      </w:tr>
+      <w:tr>
+        <w:tc>
+          <w:tcPr>
+            <w:tcW w:type="dxa" w:w="1958"/>
+            <w:shd w:fill="F8FAFC"/>
+            <w:tcMar>
+              <w:top w:w="90" w:type="dxa"/>
+              <w:bottom w:w="90" w:type="dxa"/>
+              <w:left w:w="140" w:type="dxa"/>
+              <w:right w:w="140" w:type="dxa"/>
+            </w:tcMar>
+          </w:tcPr>
+          <w:p>
+            <w:r/>
+            <w:r>
+              <w:rPr>
+                <w:rFonts w:ascii="맑은 고딕" w:hAnsi="맑은 고딕" w:eastAsia="맑은 고딕"/>
+                <w:b w:val="0"/>
+                <w:color w:val="1E293B"/>
+                <w:sz w:val="19"/>
+              </w:rPr>
+              <w:t>BO 시스템·통계·감사</w:t>
+            </w:r>
+          </w:p>
+        </w:tc>
+        <w:tc>
+          <w:tcPr>
+            <w:tcW w:type="dxa" w:w="1958"/>
+            <w:shd w:fill="F8FAFC"/>
+            <w:tcMar>
+              <w:top w:w="90" w:type="dxa"/>
+              <w:bottom w:w="90" w:type="dxa"/>
+              <w:left w:w="140" w:type="dxa"/>
+              <w:right w:w="140" w:type="dxa"/>
+            </w:tcMar>
+          </w:tcPr>
+          <w:p>
+            <w:r/>
+            <w:r>
+              <w:rPr>
+                <w:rFonts w:ascii="맑은 고딕" w:hAnsi="맑은 고딕" w:eastAsia="맑은 고딕"/>
+                <w:b w:val="0"/>
+                <w:color w:val="1E293B"/>
+                <w:sz w:val="19"/>
+              </w:rPr>
+              <w:t>UI-BO-012 ~ 016</w:t>
+            </w:r>
+          </w:p>
+        </w:tc>
+        <w:tc>
+          <w:tcPr>
+            <w:tcW w:type="dxa" w:w="1958"/>
+            <w:shd w:fill="F8FAFC"/>
+            <w:tcMar>
+              <w:top w:w="90" w:type="dxa"/>
+              <w:bottom w:w="90" w:type="dxa"/>
+              <w:left w:w="140" w:type="dxa"/>
+              <w:right w:w="140" w:type="dxa"/>
+            </w:tcMar>
+          </w:tcPr>
+          <w:p>
+            <w:r/>
+            <w:r>
+              <w:rPr>
+                <w:rFonts w:ascii="맑은 고딕" w:hAnsi="맑은 고딕" w:eastAsia="맑은 고딕"/>
+                <w:b w:val="0"/>
+                <w:color w:val="1E293B"/>
+                <w:sz w:val="19"/>
+              </w:rPr>
+              <w:t>HB-SSO 권한 매핑, 브랜드별 적발률 통계, LLM 토큰 FinOps 대시보드, 감사 추적 로그</w:t>
+            </w:r>
+          </w:p>
+        </w:tc>
+        <w:tc>
+          <w:tcPr>
+            <w:tcW w:type="dxa" w:w="1958"/>
+            <w:shd w:fill="F8FAFC"/>
+            <w:tcMar>
+              <w:top w:w="90" w:type="dxa"/>
+              <w:bottom w:w="90" w:type="dxa"/>
+              <w:left w:w="140" w:type="dxa"/>
+              <w:right w:w="140" w:type="dxa"/>
+            </w:tcMar>
+          </w:tcPr>
+          <w:p>
+            <w:r/>
+            <w:r>
+              <w:rPr>
+                <w:rFonts w:ascii="맑은 고딕" w:hAnsi="맑은 고딕" w:eastAsia="맑은 고딕"/>
+                <w:b w:val="0"/>
+                <w:color w:val="1E293B"/>
+                <w:sz w:val="19"/>
+              </w:rPr>
+              <w:t>5</w:t>
+            </w:r>
+          </w:p>
+        </w:tc>
+        <w:tc>
+          <w:tcPr>
+            <w:tcW w:type="dxa" w:w="1958"/>
+            <w:shd w:fill="F8FAFC"/>
+            <w:tcMar>
+              <w:top w:w="90" w:type="dxa"/>
+              <w:bottom w:w="90" w:type="dxa"/>
+              <w:left w:w="140" w:type="dxa"/>
+              <w:right w:w="140" w:type="dxa"/>
+            </w:tcMar>
+          </w:tcPr>
+          <w:p>
+            <w:r/>
+            <w:r>
+              <w:rPr>
+                <w:rFonts w:ascii="맑은 고딕" w:hAnsi="맑은 고딕" w:eastAsia="맑은 고딕"/>
+                <w:b w:val="0"/>
+                <w:color w:val="1E293B"/>
+                <w:sz w:val="19"/>
+              </w:rPr>
+              <w:t>승인 완료</w:t>
+            </w:r>
+          </w:p>
+        </w:tc>
+      </w:tr>
+      <w:tr>
+        <w:tc>
+          <w:tcPr>
+            <w:tcW w:type="dxa" w:w="1958"/>
+            <w:shd w:fill="FFFFFF"/>
+            <w:tcMar>
+              <w:top w:w="90" w:type="dxa"/>
+              <w:bottom w:w="90" w:type="dxa"/>
+              <w:left w:w="140" w:type="dxa"/>
+              <w:right w:w="140" w:type="dxa"/>
+            </w:tcMar>
+          </w:tcPr>
+          <w:p>
+            <w:r/>
+            <w:r>
+              <w:rPr>
+                <w:rFonts w:ascii="맑은 고딕" w:hAnsi="맑은 고딕" w:eastAsia="맑은 고딕"/>
+                <w:b/>
+                <w:color w:val="1E293B"/>
+                <w:sz w:val="19"/>
               </w:rPr>
               <w:t>합계</w:t>
             </w:r>
@@ -648,89 +1225,97 @@
         </w:tc>
         <w:tc>
           <w:tcPr>
-            <w:tcW w:type="dxa" w:w="1872"/>
+            <w:tcW w:type="dxa" w:w="1958"/>
+            <w:shd w:fill="FFFFFF"/>
             <w:tcMar>
-              <w:top w:w="100" w:type="dxa"/>
-              <w:bottom w:w="100" w:type="dxa"/>
-              <w:left w:w="130" w:type="dxa"/>
-              <w:right w:w="130" w:type="dxa"/>
+              <w:top w:w="90" w:type="dxa"/>
+              <w:bottom w:w="90" w:type="dxa"/>
+              <w:left w:w="140" w:type="dxa"/>
+              <w:right w:w="140" w:type="dxa"/>
             </w:tcMar>
-            <w:shd w:fill="F8FAFC"/>
           </w:tcPr>
           <w:p>
+            <w:r/>
             <w:r>
               <w:rPr>
-                <w:rFonts w:ascii="Malgun Gothic" w:hAnsi="Malgun Gothic"/>
-                <w:color w:val="334155"/>
-                <w:sz w:val="18"/>
+                <w:rFonts w:ascii="맑은 고딕" w:hAnsi="맑은 고딕" w:eastAsia="맑은 고딕"/>
+                <w:b/>
+                <w:color w:val="1E293B"/>
+                <w:sz w:val="19"/>
               </w:rPr>
-              <w:t>총 55개 화면</w:t>
+              <w:t>전 화면 및 모달</w:t>
             </w:r>
           </w:p>
         </w:tc>
         <w:tc>
           <w:tcPr>
-            <w:tcW w:type="dxa" w:w="1872"/>
+            <w:tcW w:type="dxa" w:w="1958"/>
+            <w:shd w:fill="FFFFFF"/>
             <w:tcMar>
-              <w:top w:w="100" w:type="dxa"/>
-              <w:bottom w:w="100" w:type="dxa"/>
-              <w:left w:w="130" w:type="dxa"/>
-              <w:right w:w="130" w:type="dxa"/>
+              <w:top w:w="90" w:type="dxa"/>
+              <w:bottom w:w="90" w:type="dxa"/>
+              <w:left w:w="140" w:type="dxa"/>
+              <w:right w:w="140" w:type="dxa"/>
             </w:tcMar>
-            <w:shd w:fill="F8FAFC"/>
           </w:tcPr>
           <w:p>
+            <w:r/>
             <w:r>
               <w:rPr>
-                <w:rFonts w:ascii="Malgun Gothic" w:hAnsi="Malgun Gothic"/>
-                <w:color w:val="334155"/>
-                <w:sz w:val="18"/>
+                <w:rFonts w:ascii="맑은 고딕" w:hAnsi="맑은 고딕" w:eastAsia="맑은 고딕"/>
+                <w:b/>
+                <w:color w:val="1E293B"/>
+                <w:sz w:val="19"/>
               </w:rPr>
-              <w:t>화면 설계서(스토리보드 v1.0) 전체</w:t>
+              <w:t>화면설계서(EMP_DEG_050) 전 페이지 현업 리뷰 및 피드백 14건 반영 완료</w:t>
             </w:r>
           </w:p>
         </w:tc>
         <w:tc>
           <w:tcPr>
-            <w:tcW w:type="dxa" w:w="1872"/>
+            <w:tcW w:type="dxa" w:w="1958"/>
+            <w:shd w:fill="FFFFFF"/>
             <w:tcMar>
-              <w:top w:w="100" w:type="dxa"/>
-              <w:bottom w:w="100" w:type="dxa"/>
-              <w:left w:w="130" w:type="dxa"/>
-              <w:right w:w="130" w:type="dxa"/>
+              <w:top w:w="90" w:type="dxa"/>
+              <w:bottom w:w="90" w:type="dxa"/>
+              <w:left w:w="140" w:type="dxa"/>
+              <w:right w:w="140" w:type="dxa"/>
             </w:tcMar>
-            <w:shd w:fill="F8FAFC"/>
           </w:tcPr>
           <w:p>
+            <w:r/>
             <w:r>
               <w:rPr>
-                <w:rFonts w:ascii="Malgun Gothic" w:hAnsi="Malgun Gothic"/>
-                <w:color w:val="334155"/>
-                <w:sz w:val="18"/>
+                <w:rFonts w:ascii="맑은 고딕" w:hAnsi="맑은 고딕" w:eastAsia="맑은 고딕"/>
+                <w:b/>
+                <w:color w:val="1E293B"/>
+                <w:sz w:val="19"/>
               </w:rPr>
-              <w:t>55</w:t>
+              <w:t>28</w:t>
             </w:r>
           </w:p>
         </w:tc>
         <w:tc>
           <w:tcPr>
-            <w:tcW w:type="dxa" w:w="1872"/>
+            <w:tcW w:type="dxa" w:w="1958"/>
+            <w:shd w:fill="FFFFFF"/>
             <w:tcMar>
-              <w:top w:w="100" w:type="dxa"/>
-              <w:bottom w:w="100" w:type="dxa"/>
-              <w:left w:w="130" w:type="dxa"/>
-              <w:right w:w="130" w:type="dxa"/>
+              <w:top w:w="90" w:type="dxa"/>
+              <w:bottom w:w="90" w:type="dxa"/>
+              <w:left w:w="140" w:type="dxa"/>
+              <w:right w:w="140" w:type="dxa"/>
             </w:tcMar>
-            <w:shd w:fill="F8FAFC"/>
           </w:tcPr>
           <w:p>
+            <w:r/>
             <w:r>
               <w:rPr>
-                <w:rFonts w:ascii="Malgun Gothic" w:hAnsi="Malgun Gothic"/>
-                <w:color w:val="334155"/>
-                <w:sz w:val="18"/>
+                <w:rFonts w:ascii="맑은 고딕" w:hAnsi="맑은 고딕" w:eastAsia="맑은 고딕"/>
+                <w:b/>
+                <w:color w:val="1E293B"/>
+                <w:sz w:val="19"/>
               </w:rPr>
-              <w:t>전체 승인</w:t>
+              <w:t>최종 승인</w:t>
             </w:r>
           </w:p>
         </w:tc>
@@ -738,132 +1323,166 @@
     </w:tbl>
     <w:p/>
     <w:p>
-      <w:pPr>
-        <w:spacing w:before="160" w:after="80"/>
-      </w:pPr>
       <w:r>
         <w:rPr>
-          <w:rFonts w:ascii="Malgun Gothic" w:hAnsi="Malgun Gothic"/>
+          <w:rFonts w:ascii="맑은 고딕" w:hAnsi="맑은 고딕" w:eastAsia="맑은 고딕"/>
           <w:b/>
-          <w:color w:val="2563EB"/>
-          <w:sz w:val="26"/>
+          <w:color w:val="1B365D"/>
+          <w:sz w:val="25"/>
         </w:rPr>
-        <w:t>2. 승인 조건 및 레이아웃 변경 통제</w:t>
+        <w:t>2. 화면 설계 동결(Design Freeze) 및 변경 통제 합의</w:t>
+      </w:r>
+    </w:p>
+    <w:p>
+      <w:r>
+        <w:rPr>
+          <w:rFonts w:ascii="맑은 고딕" w:hAnsi="맑은 고딕" w:eastAsia="맑은 고딕"/>
+          <w:b w:val="0"/>
+          <w:color w:val="1E293B"/>
+          <w:sz w:val="20"/>
+        </w:rPr>
+        <w:t>1. 발주처 현업부서(규제심의팀, 마케팅팀) 및 IT정보화팀은 제출된 화면설계서(EMP_DEG_050)의 화면 레이아웃, 입력 필드, 버튼 인터랙션 및 예외 메시지가 업무 요건을 완벽히 충족함을 확인하고 이를 최종 승인한다.</w:t>
+      </w:r>
+    </w:p>
+    <w:p>
+      <w:r>
+        <w:rPr>
+          <w:rFonts w:ascii="맑은 고딕" w:hAnsi="맑은 고딕" w:eastAsia="맑은 고딕"/>
+          <w:b w:val="0"/>
+          <w:color w:val="1E293B"/>
+          <w:sz w:val="20"/>
+        </w:rPr>
+        <w:t>2. 본 승인 이후 발생하는 화면 구조 개편이나 신규 화면 추가 요청은 공식 과업변경(CR) 절차를 통해 처리한다.</w:t>
       </w:r>
     </w:p>
     <w:p>
       <w:pPr>
-        <w:spacing w:line="312" w:lineRule="auto" w:after="60"/>
+        <w:jc w:val="right"/>
       </w:pPr>
       <w:r>
         <w:rPr>
-          <w:rFonts w:ascii="Malgun Gothic" w:hAnsi="Malgun Gothic"/>
-          <w:color w:val="334155"/>
-          <w:sz w:val="20"/>
+          <w:rFonts w:ascii="맑은 고딕" w:hAnsi="맑은 고딕" w:eastAsia="맑은 고딕"/>
+          <w:b/>
+          <w:color w:val="0F172A"/>
+          <w:sz w:val="21"/>
         </w:rPr>
-        <w:t>1. 발주처는 제출된 화면 설계서가 현업의 업무 요건을 충족함을 확인하고 이를 승인한다.</w:t>
+        <w:t>확정 및 서명일자: 2026년 07월 25일</w:t>
       </w:r>
     </w:p>
-    <w:p>
-      <w:pPr>
-        <w:spacing w:line="312" w:lineRule="auto" w:after="60"/>
-      </w:pPr>
-      <w:r>
-        <w:rPr>
-          <w:rFonts w:ascii="Malgun Gothic" w:hAnsi="Malgun Gothic"/>
-          <w:color w:val="334155"/>
-          <w:sz w:val="20"/>
-        </w:rPr>
-        <w:t>2. 본 승인 이후 발생하는 대규모 레이아웃 변경이나 컴포넌트 재배치 요구는 공식 변경(CR)으로 처리한다.</w:t>
-      </w:r>
-    </w:p>
-    <w:p>
-      <w:pPr>
-        <w:jc w:val="center"/>
-      </w:pPr>
-      <w:r>
-        <w:rPr>
-          <w:rFonts w:ascii="Malgun Gothic" w:hAnsi="Malgun Gothic"/>
-          <w:b/>
-          <w:sz w:val="21"/>
-        </w:rPr>
-        <w:t>합의 및 확인일자: 202  년     월     일</w:t>
-      </w:r>
-    </w:p>
-    <w:p/>
     <w:tbl>
       <w:tblPr>
+        <w:tblStyle w:val="TableGrid"/>
         <w:tblW w:type="auto" w:w="0"/>
         <w:jc w:val="center"/>
         <w:tblLook w:firstColumn="1" w:firstRow="1" w:lastColumn="0" w:lastRow="0" w:noHBand="0" w:noVBand="1" w:val="04A0"/>
       </w:tblPr>
       <w:tblGrid>
-        <w:gridCol w:w="3120"/>
-        <w:gridCol w:w="3120"/>
-        <w:gridCol w:w="3120"/>
+        <w:gridCol w:w="2448"/>
+        <w:gridCol w:w="2448"/>
+        <w:gridCol w:w="2448"/>
+        <w:gridCol w:w="2448"/>
       </w:tblGrid>
       <w:tr>
         <w:tc>
           <w:tcPr>
-            <w:tcW w:type="dxa" w:w="3120"/>
-            <w:shd w:fill="334155"/>
+            <w:tcW w:type="dxa" w:w="2448"/>
+            <w:shd w:fill="1B365D"/>
             <w:tcMar>
-              <w:top w:w="90" w:type="dxa"/>
-              <w:bottom w:w="90" w:type="dxa"/>
-              <w:left w:w="110" w:type="dxa"/>
-              <w:right w:w="110" w:type="dxa"/>
+              <w:top w:w="110" w:type="dxa"/>
+              <w:bottom w:w="110" w:type="dxa"/>
+              <w:left w:w="140" w:type="dxa"/>
+              <w:right w:w="140" w:type="dxa"/>
             </w:tcMar>
           </w:tcPr>
           <w:p>
+            <w:pPr>
+              <w:jc w:val="center"/>
+            </w:pPr>
+            <w:r/>
             <w:r>
               <w:rPr>
-                <w:rFonts w:ascii="Malgun Gothic" w:hAnsi="Malgun Gothic"/>
+                <w:rFonts w:ascii="맑은 고딕" w:hAnsi="맑은 고딕" w:eastAsia="맑은 고딕"/>
                 <w:b/>
                 <w:color w:val="FFFFFF"/>
                 <w:sz w:val="19"/>
               </w:rPr>
-              <w:t>구 분</w:t>
+              <w:t>구분</w:t>
             </w:r>
           </w:p>
         </w:tc>
         <w:tc>
           <w:tcPr>
-            <w:tcW w:type="dxa" w:w="3120"/>
-            <w:shd w:fill="334155"/>
+            <w:tcW w:type="dxa" w:w="2448"/>
+            <w:shd w:fill="1B365D"/>
             <w:tcMar>
-              <w:top w:w="90" w:type="dxa"/>
-              <w:bottom w:w="90" w:type="dxa"/>
-              <w:left w:w="110" w:type="dxa"/>
-              <w:right w:w="110" w:type="dxa"/>
+              <w:top w:w="110" w:type="dxa"/>
+              <w:bottom w:w="110" w:type="dxa"/>
+              <w:left w:w="140" w:type="dxa"/>
+              <w:right w:w="140" w:type="dxa"/>
             </w:tcMar>
           </w:tcPr>
           <w:p>
+            <w:pPr>
+              <w:jc w:val="center"/>
+            </w:pPr>
+            <w:r/>
             <w:r>
               <w:rPr>
-                <w:rFonts w:ascii="Malgun Gothic" w:hAnsi="Malgun Gothic"/>
+                <w:rFonts w:ascii="맑은 고딕" w:hAnsi="맑은 고딕" w:eastAsia="맑은 고딕"/>
                 <w:b/>
                 <w:color w:val="FFFFFF"/>
                 <w:sz w:val="19"/>
               </w:rPr>
-              <w:t>소속 / 직급 / 성명</w:t>
+              <w:t>소속 기관 및 부서</w:t>
             </w:r>
           </w:p>
         </w:tc>
         <w:tc>
           <w:tcPr>
-            <w:tcW w:type="dxa" w:w="3120"/>
-            <w:shd w:fill="334155"/>
+            <w:tcW w:type="dxa" w:w="2448"/>
+            <w:shd w:fill="1B365D"/>
             <w:tcMar>
-              <w:top w:w="90" w:type="dxa"/>
-              <w:bottom w:w="90" w:type="dxa"/>
-              <w:left w:w="110" w:type="dxa"/>
-              <w:right w:w="110" w:type="dxa"/>
+              <w:top w:w="110" w:type="dxa"/>
+              <w:bottom w:w="110" w:type="dxa"/>
+              <w:left w:w="140" w:type="dxa"/>
+              <w:right w:w="140" w:type="dxa"/>
             </w:tcMar>
           </w:tcPr>
           <w:p>
+            <w:pPr>
+              <w:jc w:val="center"/>
+            </w:pPr>
+            <w:r/>
             <w:r>
               <w:rPr>
-                <w:rFonts w:ascii="Malgun Gothic" w:hAnsi="Malgun Gothic"/>
+                <w:rFonts w:ascii="맑은 고딕" w:hAnsi="맑은 고딕" w:eastAsia="맑은 고딕"/>
+                <w:b/>
+                <w:color w:val="FFFFFF"/>
+                <w:sz w:val="19"/>
+              </w:rPr>
+              <w:t>직급 / 성명</w:t>
+            </w:r>
+          </w:p>
+        </w:tc>
+        <w:tc>
+          <w:tcPr>
+            <w:tcW w:type="dxa" w:w="2448"/>
+            <w:shd w:fill="1B365D"/>
+            <w:tcMar>
+              <w:top w:w="110" w:type="dxa"/>
+              <w:bottom w:w="110" w:type="dxa"/>
+              <w:left w:w="140" w:type="dxa"/>
+              <w:right w:w="140" w:type="dxa"/>
+            </w:tcMar>
+          </w:tcPr>
+          <w:p>
+            <w:pPr>
+              <w:jc w:val="center"/>
+            </w:pPr>
+            <w:r/>
+            <w:r>
+              <w:rPr>
+                <w:rFonts w:ascii="맑은 고딕" w:hAnsi="맑은 고딕" w:eastAsia="맑은 고딕"/>
                 <w:b/>
                 <w:color w:val="FFFFFF"/>
                 <w:sz w:val="19"/>
@@ -876,19 +1495,23 @@
       <w:tr>
         <w:tc>
           <w:tcPr>
-            <w:tcW w:type="dxa" w:w="3120"/>
+            <w:tcW w:type="dxa" w:w="2448"/>
+            <w:shd w:fill="FFFFFF"/>
             <w:tcMar>
-              <w:top w:w="100" w:type="dxa"/>
-              <w:bottom w:w="100" w:type="dxa"/>
-              <w:left w:w="110" w:type="dxa"/>
-              <w:right w:w="110" w:type="dxa"/>
+              <w:top w:w="90" w:type="dxa"/>
+              <w:bottom w:w="90" w:type="dxa"/>
+              <w:left w:w="140" w:type="dxa"/>
+              <w:right w:w="140" w:type="dxa"/>
             </w:tcMar>
           </w:tcPr>
           <w:p>
+            <w:r/>
             <w:r>
               <w:rPr>
-                <w:rFonts w:ascii="Malgun Gothic" w:hAnsi="Malgun Gothic"/>
-                <w:sz w:val="18"/>
+                <w:rFonts w:ascii="맑은 고딕" w:hAnsi="맑은 고딕" w:eastAsia="맑은 고딕"/>
+                <w:b w:val="0"/>
+                <w:color w:val="1E293B"/>
+                <w:sz w:val="19"/>
               </w:rPr>
               <w:t>발주처 현업총괄</w:t>
             </w:r>
@@ -896,41 +1519,73 @@
         </w:tc>
         <w:tc>
           <w:tcPr>
-            <w:tcW w:type="dxa" w:w="3120"/>
+            <w:tcW w:type="dxa" w:w="2448"/>
+            <w:shd w:fill="FFFFFF"/>
             <w:tcMar>
-              <w:top w:w="100" w:type="dxa"/>
-              <w:bottom w:w="100" w:type="dxa"/>
-              <w:left w:w="110" w:type="dxa"/>
-              <w:right w:w="110" w:type="dxa"/>
+              <w:top w:w="90" w:type="dxa"/>
+              <w:bottom w:w="90" w:type="dxa"/>
+              <w:left w:w="140" w:type="dxa"/>
+              <w:right w:w="140" w:type="dxa"/>
             </w:tcMar>
           </w:tcPr>
           <w:p>
+            <w:r/>
             <w:r>
               <w:rPr>
-                <w:rFonts w:ascii="Malgun Gothic" w:hAnsi="Malgun Gothic"/>
-                <w:sz w:val="18"/>
+                <w:rFonts w:ascii="맑은 고딕" w:hAnsi="맑은 고딕" w:eastAsia="맑은 고딕"/>
+                <w:b w:val="0"/>
+                <w:color w:val="1E293B"/>
+                <w:sz w:val="19"/>
               </w:rPr>
-              <w:t>[고객사명] 현업총괄책임자 [           ]</w:t>
+              <w:t>주식회사 한빛글로벌 규제심의팀</w:t>
             </w:r>
           </w:p>
         </w:tc>
         <w:tc>
           <w:tcPr>
-            <w:tcW w:type="dxa" w:w="3120"/>
+            <w:tcW w:type="dxa" w:w="2448"/>
+            <w:shd w:fill="FFFFFF"/>
             <w:tcMar>
-              <w:top w:w="100" w:type="dxa"/>
-              <w:bottom w:w="100" w:type="dxa"/>
-              <w:left w:w="110" w:type="dxa"/>
-              <w:right w:w="110" w:type="dxa"/>
+              <w:top w:w="90" w:type="dxa"/>
+              <w:bottom w:w="90" w:type="dxa"/>
+              <w:left w:w="140" w:type="dxa"/>
+              <w:right w:w="140" w:type="dxa"/>
             </w:tcMar>
           </w:tcPr>
           <w:p>
+            <w:r/>
             <w:r>
               <w:rPr>
-                <w:rFonts w:ascii="Malgun Gothic" w:hAnsi="Malgun Gothic"/>
-                <w:sz w:val="18"/>
+                <w:rFonts w:ascii="맑은 고딕" w:hAnsi="맑은 고딕" w:eastAsia="맑은 고딕"/>
+                <w:b w:val="0"/>
+                <w:color w:val="1E293B"/>
+                <w:sz w:val="19"/>
               </w:rPr>
-              <w:t>(서명 또는 인)</w:t>
+              <w:t>팀장 윤 서 연</w:t>
+            </w:r>
+          </w:p>
+        </w:tc>
+        <w:tc>
+          <w:tcPr>
+            <w:tcW w:type="dxa" w:w="2448"/>
+            <w:shd w:fill="FFFFFF"/>
+            <w:tcMar>
+              <w:top w:w="90" w:type="dxa"/>
+              <w:bottom w:w="90" w:type="dxa"/>
+              <w:left w:w="140" w:type="dxa"/>
+              <w:right w:w="140" w:type="dxa"/>
+            </w:tcMar>
+          </w:tcPr>
+          <w:p>
+            <w:r/>
+            <w:r>
+              <w:rPr>
+                <w:rFonts w:ascii="맑은 고딕" w:hAnsi="맑은 고딕" w:eastAsia="맑은 고딕"/>
+                <w:b w:val="0"/>
+                <w:color w:val="1E293B"/>
+                <w:sz w:val="19"/>
+              </w:rPr>
+              <w:t>(서명 완료)</w:t>
             </w:r>
           </w:p>
         </w:tc>
@@ -938,19 +1593,23 @@
       <w:tr>
         <w:tc>
           <w:tcPr>
-            <w:tcW w:type="dxa" w:w="3120"/>
+            <w:tcW w:type="dxa" w:w="2448"/>
+            <w:shd w:fill="F8FAFC"/>
             <w:tcMar>
-              <w:top w:w="100" w:type="dxa"/>
-              <w:bottom w:w="100" w:type="dxa"/>
-              <w:left w:w="110" w:type="dxa"/>
-              <w:right w:w="110" w:type="dxa"/>
+              <w:top w:w="90" w:type="dxa"/>
+              <w:bottom w:w="90" w:type="dxa"/>
+              <w:left w:w="140" w:type="dxa"/>
+              <w:right w:w="140" w:type="dxa"/>
             </w:tcMar>
           </w:tcPr>
           <w:p>
+            <w:r/>
             <w:r>
               <w:rPr>
-                <w:rFonts w:ascii="Malgun Gothic" w:hAnsi="Malgun Gothic"/>
-                <w:sz w:val="18"/>
+                <w:rFonts w:ascii="맑은 고딕" w:hAnsi="맑은 고딕" w:eastAsia="맑은 고딕"/>
+                <w:b w:val="0"/>
+                <w:color w:val="1E293B"/>
+                <w:sz w:val="19"/>
               </w:rPr>
               <w:t>발주처 IT총괄</w:t>
             </w:r>
@@ -958,41 +1617,73 @@
         </w:tc>
         <w:tc>
           <w:tcPr>
-            <w:tcW w:type="dxa" w:w="3120"/>
+            <w:tcW w:type="dxa" w:w="2448"/>
+            <w:shd w:fill="F8FAFC"/>
             <w:tcMar>
-              <w:top w:w="100" w:type="dxa"/>
-              <w:bottom w:w="100" w:type="dxa"/>
-              <w:left w:w="110" w:type="dxa"/>
-              <w:right w:w="110" w:type="dxa"/>
+              <w:top w:w="90" w:type="dxa"/>
+              <w:bottom w:w="90" w:type="dxa"/>
+              <w:left w:w="140" w:type="dxa"/>
+              <w:right w:w="140" w:type="dxa"/>
             </w:tcMar>
           </w:tcPr>
           <w:p>
+            <w:r/>
             <w:r>
               <w:rPr>
-                <w:rFonts w:ascii="Malgun Gothic" w:hAnsi="Malgun Gothic"/>
-                <w:sz w:val="18"/>
+                <w:rFonts w:ascii="맑은 고딕" w:hAnsi="맑은 고딕" w:eastAsia="맑은 고딕"/>
+                <w:b w:val="0"/>
+                <w:color w:val="1E293B"/>
+                <w:sz w:val="19"/>
               </w:rPr>
-              <w:t>[고객사명] IT정보화총괄 [           ]</w:t>
+              <w:t>주식회사 한빛글로벌 IT정보화팀</w:t>
             </w:r>
           </w:p>
         </w:tc>
         <w:tc>
           <w:tcPr>
-            <w:tcW w:type="dxa" w:w="3120"/>
+            <w:tcW w:type="dxa" w:w="2448"/>
+            <w:shd w:fill="F8FAFC"/>
             <w:tcMar>
-              <w:top w:w="100" w:type="dxa"/>
-              <w:bottom w:w="100" w:type="dxa"/>
-              <w:left w:w="110" w:type="dxa"/>
-              <w:right w:w="110" w:type="dxa"/>
+              <w:top w:w="90" w:type="dxa"/>
+              <w:bottom w:w="90" w:type="dxa"/>
+              <w:left w:w="140" w:type="dxa"/>
+              <w:right w:w="140" w:type="dxa"/>
             </w:tcMar>
           </w:tcPr>
           <w:p>
+            <w:r/>
             <w:r>
               <w:rPr>
-                <w:rFonts w:ascii="Malgun Gothic" w:hAnsi="Malgun Gothic"/>
-                <w:sz w:val="18"/>
+                <w:rFonts w:ascii="맑은 고딕" w:hAnsi="맑은 고딕" w:eastAsia="맑은 고딕"/>
+                <w:b w:val="0"/>
+                <w:color w:val="1E293B"/>
+                <w:sz w:val="19"/>
               </w:rPr>
-              <w:t>(서명 또는 인)</w:t>
+              <w:t>팀장 정 태 윤</w:t>
+            </w:r>
+          </w:p>
+        </w:tc>
+        <w:tc>
+          <w:tcPr>
+            <w:tcW w:type="dxa" w:w="2448"/>
+            <w:shd w:fill="F8FAFC"/>
+            <w:tcMar>
+              <w:top w:w="90" w:type="dxa"/>
+              <w:bottom w:w="90" w:type="dxa"/>
+              <w:left w:w="140" w:type="dxa"/>
+              <w:right w:w="140" w:type="dxa"/>
+            </w:tcMar>
+          </w:tcPr>
+          <w:p>
+            <w:r/>
+            <w:r>
+              <w:rPr>
+                <w:rFonts w:ascii="맑은 고딕" w:hAnsi="맑은 고딕" w:eastAsia="맑은 고딕"/>
+                <w:b w:val="0"/>
+                <w:color w:val="1E293B"/>
+                <w:sz w:val="19"/>
+              </w:rPr>
+              <w:t>(서명 완료)</w:t>
             </w:r>
           </w:p>
         </w:tc>
@@ -1000,61 +1691,97 @@
       <w:tr>
         <w:tc>
           <w:tcPr>
-            <w:tcW w:type="dxa" w:w="3120"/>
+            <w:tcW w:type="dxa" w:w="2448"/>
+            <w:shd w:fill="FFFFFF"/>
             <w:tcMar>
-              <w:top w:w="100" w:type="dxa"/>
-              <w:bottom w:w="100" w:type="dxa"/>
-              <w:left w:w="110" w:type="dxa"/>
-              <w:right w:w="110" w:type="dxa"/>
+              <w:top w:w="90" w:type="dxa"/>
+              <w:bottom w:w="90" w:type="dxa"/>
+              <w:left w:w="140" w:type="dxa"/>
+              <w:right w:w="140" w:type="dxa"/>
             </w:tcMar>
           </w:tcPr>
           <w:p>
+            <w:r/>
             <w:r>
               <w:rPr>
-                <w:rFonts w:ascii="Malgun Gothic" w:hAnsi="Malgun Gothic"/>
-                <w:sz w:val="18"/>
+                <w:rFonts w:ascii="맑은 고딕" w:hAnsi="맑은 고딕" w:eastAsia="맑은 고딕"/>
+                <w:b w:val="0"/>
+                <w:color w:val="1E293B"/>
+                <w:sz w:val="19"/>
               </w:rPr>
-              <w:t>수행사 UI 총괄</w:t>
+              <w:t>수행사 UI/UX PL</w:t>
             </w:r>
           </w:p>
         </w:tc>
         <w:tc>
           <w:tcPr>
-            <w:tcW w:type="dxa" w:w="3120"/>
+            <w:tcW w:type="dxa" w:w="2448"/>
+            <w:shd w:fill="FFFFFF"/>
             <w:tcMar>
-              <w:top w:w="100" w:type="dxa"/>
-              <w:bottom w:w="100" w:type="dxa"/>
-              <w:left w:w="110" w:type="dxa"/>
-              <w:right w:w="110" w:type="dxa"/>
+              <w:top w:w="90" w:type="dxa"/>
+              <w:bottom w:w="90" w:type="dxa"/>
+              <w:left w:w="140" w:type="dxa"/>
+              <w:right w:w="140" w:type="dxa"/>
             </w:tcMar>
           </w:tcPr>
           <w:p>
+            <w:r/>
             <w:r>
               <w:rPr>
-                <w:rFonts w:ascii="Malgun Gothic" w:hAnsi="Malgun Gothic"/>
-                <w:sz w:val="18"/>
+                <w:rFonts w:ascii="맑은 고딕" w:hAnsi="맑은 고딕" w:eastAsia="맑은 고딕"/>
+                <w:b w:val="0"/>
+                <w:color w:val="1E293B"/>
+                <w:sz w:val="19"/>
               </w:rPr>
-              <w:t>주식회사 엠파시 프론트엔드PL [           ]</w:t>
+              <w:t>주식회사 엠파시 프론트엔드팀</w:t>
             </w:r>
           </w:p>
         </w:tc>
         <w:tc>
           <w:tcPr>
-            <w:tcW w:type="dxa" w:w="3120"/>
+            <w:tcW w:type="dxa" w:w="2448"/>
+            <w:shd w:fill="FFFFFF"/>
             <w:tcMar>
-              <w:top w:w="100" w:type="dxa"/>
-              <w:bottom w:w="100" w:type="dxa"/>
-              <w:left w:w="110" w:type="dxa"/>
-              <w:right w:w="110" w:type="dxa"/>
+              <w:top w:w="90" w:type="dxa"/>
+              <w:bottom w:w="90" w:type="dxa"/>
+              <w:left w:w="140" w:type="dxa"/>
+              <w:right w:w="140" w:type="dxa"/>
             </w:tcMar>
           </w:tcPr>
           <w:p>
+            <w:r/>
             <w:r>
               <w:rPr>
-                <w:rFonts w:ascii="Malgun Gothic" w:hAnsi="Malgun Gothic"/>
-                <w:sz w:val="18"/>
+                <w:rFonts w:ascii="맑은 고딕" w:hAnsi="맑은 고딕" w:eastAsia="맑은 고딕"/>
+                <w:b w:val="0"/>
+                <w:color w:val="1E293B"/>
+                <w:sz w:val="19"/>
               </w:rPr>
-              <w:t>(서명 또는 인)</w:t>
+              <w:t>책임 이 하 은</w:t>
+            </w:r>
+          </w:p>
+        </w:tc>
+        <w:tc>
+          <w:tcPr>
+            <w:tcW w:type="dxa" w:w="2448"/>
+            <w:shd w:fill="FFFFFF"/>
+            <w:tcMar>
+              <w:top w:w="90" w:type="dxa"/>
+              <w:bottom w:w="90" w:type="dxa"/>
+              <w:left w:w="140" w:type="dxa"/>
+              <w:right w:w="140" w:type="dxa"/>
+            </w:tcMar>
+          </w:tcPr>
+          <w:p>
+            <w:r/>
+            <w:r>
+              <w:rPr>
+                <w:rFonts w:ascii="맑은 고딕" w:hAnsi="맑은 고딕" w:eastAsia="맑은 고딕"/>
+                <w:b w:val="0"/>
+                <w:color w:val="1E293B"/>
+                <w:sz w:val="19"/>
+              </w:rPr>
+              <w:t>(서명 완료)</w:t>
             </w:r>
           </w:p>
         </w:tc>
@@ -1063,7 +1790,7 @@
     <w:p/>
     <w:sectPr>
       <w:pgSz w:w="12240" w:h="15840"/>
-      <w:pgMar w:top="1440" w:right="1440" w:bottom="1440" w:left="1440" w:header="720" w:footer="720" w:gutter="0"/>
+      <w:pgMar w:top="1152" w:right="1224" w:bottom="1152" w:left="1224" w:header="720" w:footer="720" w:gutter="0"/>
       <w:cols w:space="720"/>
       <w:docGrid w:linePitch="360"/>
     </w:sectPr>

--- a/templates/office/Phase2_화면설계_승인확인서.docx
+++ b/templates/office/Phase2_화면설계_승인확인서.docx
@@ -10,7 +10,7 @@
           <w:color w:val="2563EB"/>
           <w:sz w:val="17"/>
         </w:rPr>
-        <w:t>[엠파시 엔터프라이즈 표준 사업관리 서식] 문서번호: EMP-DOC-P2-05 | 사업명: 한빛글로벌 SyncGuard AI 시스템 구축</w:t>
+        <w:t>[엠파시 엔터프라이즈 표준 사업관리 서식] 문서번호: EMP-DOC-P2-05 | 사업명: 한빛글로벌 SyncFlow AI 시스템 구축</w:t>
       </w:r>
     </w:p>
     <w:p>
@@ -32,7 +32,7 @@
           <w:color w:val="475569"/>
           <w:sz w:val="21"/>
         </w:rPr>
-        <w:t>사용자 심의 포털(FO) 및 관리자 백오피스(BO) 전체 28개 화면 스토리보드 확정 및 구현 착수 합의서</w:t>
+        <w:t>사용자 검증 포털(FO) 및 관리자 백오피스(BO) 전체 28개 화면 스토리보드 확정 및 구현 착수 합의서</w:t>
       </w:r>
     </w:p>
     <w:tbl>
@@ -147,7 +147,7 @@
                 <w:color w:val="1E293B"/>
                 <w:sz w:val="19"/>
               </w:rPr>
-              <w:t>SyncGuard AI — 엔터프라이즈 AI 콘텐츠·규제 심의 자동화 시스템 구축 사업</w:t>
+              <w:t>SyncFlow AI — 엔터프라이즈 AI 콘텐츠·규제 검증 자동화 시스템 구축 사업</w:t>
             </w:r>
           </w:p>
         </w:tc>
@@ -535,7 +535,7 @@
                 <w:color w:val="1E293B"/>
                 <w:sz w:val="19"/>
               </w:rPr>
-              <w:t>통합 심의 대시보드, 내 심의 현황 위젯, 긴급 법령 개정 공지 배너</w:t>
+              <w:t>통합 검증 대시보드, 내 검증 현황 위젯, 긴급 법령 개정 공지 배너</w:t>
             </w:r>
           </w:p>
         </w:tc>
@@ -609,7 +609,7 @@
                 <w:color w:val="1E293B"/>
                 <w:sz w:val="19"/>
               </w:rPr>
-              <w:t>FO AI 심의 실행</w:t>
+              <w:t>FO AI 검증 실행</w:t>
             </w:r>
           </w:p>
         </w:tc>
@@ -657,7 +657,7 @@
                 <w:color w:val="1E293B"/>
                 <w:sz w:val="19"/>
               </w:rPr>
-              <w:t>멀티모달 파일(PDF/이미지/문안) 업로드, 실시간 OCR 영역 하이라이트, 3단계 AI 판정 뷰어</w:t>
+              <w:t>멀티모달 파일(PDF/이미지/계약조항) 업로드, 실시간 OCR 영역 하이라이트, 3단계 AI 판정 뷰어</w:t>
             </w:r>
           </w:p>
         </w:tc>
@@ -779,7 +779,7 @@
                 <w:color w:val="1E293B"/>
                 <w:sz w:val="19"/>
               </w:rPr>
-              <w:t>위반 문구 하이라이트·대체표현 원클릭 적용, 버전별 재심의 비교, PDF 결과리포트 출력</w:t>
+              <w:t>위반 조항 하이라이트·대체표현 원클릭 적용, 버전별 재검증 비교, PDF 결과리포트 출력</w:t>
             </w:r>
           </w:p>
         </w:tc>
@@ -901,7 +901,7 @@
                 <w:color w:val="1E293B"/>
                 <w:sz w:val="19"/>
               </w:rPr>
-              <w:t>100대 금지·주의 표현 사전 관리, 전성분 한도 설정, 법령·가이드라인 RAG 문서 버전 관리</w:t>
+              <w:t>100대 금지·주의 표현 사전 관리, 자재BOM 한도 설정, 법령·가이드라인 RAG 문서 버전 관리</w:t>
             </w:r>
           </w:p>
         </w:tc>
@@ -1145,7 +1145,7 @@
                 <w:color w:val="1E293B"/>
                 <w:sz w:val="19"/>
               </w:rPr>
-              <w:t>HB-SSO 권한 매핑, 브랜드별 적발률 통계, LLM 토큰 FinOps 대시보드, 감사 추적 로그</w:t>
+              <w:t>HB-SSO 권한 매핑, 사업부별 적발률 통계, LLM 토큰 FinOps 대시보드, 감사 추적 로그</w:t>
             </w:r>
           </w:p>
         </w:tc>
@@ -1341,7 +1341,7 @@
           <w:color w:val="1E293B"/>
           <w:sz w:val="20"/>
         </w:rPr>
-        <w:t>1. 발주처 현업부서(규제심의팀, 마케팅팀) 및 IT정보화팀은 제출된 화면설계서(EMP_DEG_050)의 화면 레이아웃, 입력 필드, 버튼 인터랙션 및 예외 메시지가 업무 요건을 완벽히 충족함을 확인하고 이를 최종 승인한다.</w:t>
+        <w:t>1. 발주처 현업부서(규제검증팀, 구매조달팀) 및 IT정보화팀은 제출된 화면설계서(EMP_DEG_050)의 화면 레이아웃, 입력 필드, 버튼 인터랙션 및 예외 메시지가 업무 요건을 완벽히 충족함을 확인하고 이를 최종 승인한다.</w:t>
       </w:r>
     </w:p>
     <w:p>
@@ -1537,7 +1537,7 @@
                 <w:color w:val="1E293B"/>
                 <w:sz w:val="19"/>
               </w:rPr>
-              <w:t>주식회사 한빛글로벌 규제심의팀</w:t>
+              <w:t>주식회사 한빛글로벌 규제검증팀</w:t>
             </w:r>
           </w:p>
         </w:tc>
